--- a/tillsyn/A 23257-2026 tillsynsbegäran.docx
+++ b/tillsyn/A 23257-2026 tillsynsbegäran.docx
@@ -338,7 +338,7 @@
     <w:r>
       <w:tab/>
       <w:tab/>
-      <w:t>2026-05-21</w:t>
+      <w:t>2026-05-22</w:t>
       <w:br/>
       <w:br/>
     </w:r>

--- a/tillsyn/A 23257-2026 tillsynsbegäran.docx
+++ b/tillsyn/A 23257-2026 tillsynsbegäran.docx
@@ -338,7 +338,7 @@
     <w:r>
       <w:tab/>
       <w:tab/>
-      <w:t>2026-05-22</w:t>
+      <w:t>2026-05-23</w:t>
       <w:br/>
       <w:br/>
     </w:r>

--- a/tillsyn/A 23257-2026 tillsynsbegäran.docx
+++ b/tillsyn/A 23257-2026 tillsynsbegäran.docx
@@ -338,7 +338,7 @@
     <w:r>
       <w:tab/>
       <w:tab/>
-      <w:t>2026-05-23</w:t>
+      <w:t>2026-05-24</w:t>
       <w:br/>
       <w:br/>
     </w:r>

--- a/tillsyn/A 23257-2026 tillsynsbegäran.docx
+++ b/tillsyn/A 23257-2026 tillsynsbegäran.docx
@@ -338,7 +338,7 @@
     <w:r>
       <w:tab/>
       <w:tab/>
-      <w:t>2026-05-24</w:t>
+      <w:t>2026-05-25</w:t>
       <w:br/>
       <w:br/>
     </w:r>

--- a/tillsyn/A 23257-2026 tillsynsbegäran.docx
+++ b/tillsyn/A 23257-2026 tillsynsbegäran.docx
@@ -338,7 +338,7 @@
     <w:r>
       <w:tab/>
       <w:tab/>
-      <w:t>2026-05-25</w:t>
+      <w:t>2026-05-26</w:t>
       <w:br/>
       <w:br/>
     </w:r>

--- a/tillsyn/A 23257-2026 tillsynsbegäran.docx
+++ b/tillsyn/A 23257-2026 tillsynsbegäran.docx
@@ -338,7 +338,7 @@
     <w:r>
       <w:tab/>
       <w:tab/>
-      <w:t>2026-05-26</w:t>
+      <w:t>2026-05-27</w:t>
       <w:br/>
       <w:br/>
     </w:r>

--- a/tillsyn/A 23257-2026 tillsynsbegäran.docx
+++ b/tillsyn/A 23257-2026 tillsynsbegäran.docx
@@ -338,7 +338,7 @@
     <w:r>
       <w:tab/>
       <w:tab/>
-      <w:t>2026-05-27</w:t>
+      <w:t>2026-05-28</w:t>
       <w:br/>
       <w:br/>
     </w:r>

--- a/tillsyn/A 23257-2026 tillsynsbegäran.docx
+++ b/tillsyn/A 23257-2026 tillsynsbegäran.docx
@@ -338,7 +338,7 @@
     <w:r>
       <w:tab/>
       <w:tab/>
-      <w:t>2026-05-28</w:t>
+      <w:t>2026-05-29</w:t>
       <w:br/>
       <w:br/>
     </w:r>

--- a/tillsyn/A 23257-2026 tillsynsbegäran.docx
+++ b/tillsyn/A 23257-2026 tillsynsbegäran.docx
@@ -338,7 +338,7 @@
     <w:r>
       <w:tab/>
       <w:tab/>
-      <w:t>2026-05-29</w:t>
+      <w:t>2026-05-30</w:t>
       <w:br/>
       <w:br/>
     </w:r>

--- a/tillsyn/A 23257-2026 tillsynsbegäran.docx
+++ b/tillsyn/A 23257-2026 tillsynsbegäran.docx
@@ -338,7 +338,7 @@
     <w:r>
       <w:tab/>
       <w:tab/>
-      <w:t>2026-05-30</w:t>
+      <w:t>2026-05-31</w:t>
       <w:br/>
       <w:br/>
     </w:r>

--- a/tillsyn/A 23257-2026 tillsynsbegäran.docx
+++ b/tillsyn/A 23257-2026 tillsynsbegäran.docx
@@ -338,7 +338,7 @@
     <w:r>
       <w:tab/>
       <w:tab/>
-      <w:t>2026-05-31</w:t>
+      <w:t>2026-06-01</w:t>
       <w:br/>
       <w:br/>
     </w:r>

--- a/tillsyn/A 23257-2026 tillsynsbegäran.docx
+++ b/tillsyn/A 23257-2026 tillsynsbegäran.docx
@@ -338,7 +338,7 @@
     <w:r>
       <w:tab/>
       <w:tab/>
-      <w:t>2026-06-01</w:t>
+      <w:t>2026-06-02</w:t>
       <w:br/>
       <w:br/>
     </w:r>

--- a/tillsyn/A 23257-2026 tillsynsbegäran.docx
+++ b/tillsyn/A 23257-2026 tillsynsbegäran.docx
@@ -338,7 +338,7 @@
     <w:r>
       <w:tab/>
       <w:tab/>
-      <w:t>2026-06-02</w:t>
+      <w:t>2026-06-03</w:t>
       <w:br/>
       <w:br/>
     </w:r>

--- a/tillsyn/A 23257-2026 tillsynsbegäran.docx
+++ b/tillsyn/A 23257-2026 tillsynsbegäran.docx
@@ -338,7 +338,7 @@
     <w:r>
       <w:tab/>
       <w:tab/>
-      <w:t>2026-06-03</w:t>
+      <w:t>2026-06-04</w:t>
       <w:br/>
       <w:br/>
     </w:r>

--- a/tillsyn/A 23257-2026 tillsynsbegäran.docx
+++ b/tillsyn/A 23257-2026 tillsynsbegäran.docx
@@ -338,7 +338,7 @@
     <w:r>
       <w:tab/>
       <w:tab/>
-      <w:t>2026-06-04</w:t>
+      <w:t>2026-06-05</w:t>
       <w:br/>
       <w:br/>
     </w:r>

--- a/tillsyn/A 23257-2026 tillsynsbegäran.docx
+++ b/tillsyn/A 23257-2026 tillsynsbegäran.docx
@@ -338,7 +338,7 @@
     <w:r>
       <w:tab/>
       <w:tab/>
-      <w:t>2026-06-05</w:t>
+      <w:t>2026-06-06</w:t>
       <w:br/>
       <w:br/>
     </w:r>

--- a/tillsyn/A 23257-2026 tillsynsbegäran.docx
+++ b/tillsyn/A 23257-2026 tillsynsbegäran.docx
@@ -338,7 +338,7 @@
     <w:r>
       <w:tab/>
       <w:tab/>
-      <w:t>2026-06-06</w:t>
+      <w:t>2026-06-07</w:t>
       <w:br/>
       <w:br/>
     </w:r>

--- a/tillsyn/A 23257-2026 tillsynsbegäran.docx
+++ b/tillsyn/A 23257-2026 tillsynsbegäran.docx
@@ -338,7 +338,7 @@
     <w:r>
       <w:tab/>
       <w:tab/>
-      <w:t>2026-06-07</w:t>
+      <w:t>2026-06-08</w:t>
       <w:br/>
       <w:br/>
     </w:r>

--- a/tillsyn/A 23257-2026 tillsynsbegäran.docx
+++ b/tillsyn/A 23257-2026 tillsynsbegäran.docx
@@ -338,7 +338,7 @@
     <w:r>
       <w:tab/>
       <w:tab/>
-      <w:t>2026-06-08</w:t>
+      <w:t>2026-06-09</w:t>
       <w:br/>
       <w:br/>
     </w:r>

--- a/tillsyn/A 23257-2026 tillsynsbegäran.docx
+++ b/tillsyn/A 23257-2026 tillsynsbegäran.docx
@@ -338,7 +338,7 @@
     <w:r>
       <w:tab/>
       <w:tab/>
-      <w:t>2026-06-09</w:t>
+      <w:t>2026-06-10</w:t>
       <w:br/>
       <w:br/>
     </w:r>

--- a/tillsyn/A 23257-2026 tillsynsbegäran.docx
+++ b/tillsyn/A 23257-2026 tillsynsbegäran.docx
@@ -338,7 +338,7 @@
     <w:r>
       <w:tab/>
       <w:tab/>
-      <w:t>2026-06-10</w:t>
+      <w:t>2026-06-11</w:t>
       <w:br/>
       <w:br/>
     </w:r>

--- a/tillsyn/A 23257-2026 tillsynsbegäran.docx
+++ b/tillsyn/A 23257-2026 tillsynsbegäran.docx
@@ -338,7 +338,7 @@
     <w:r>
       <w:tab/>
       <w:tab/>
-      <w:t>2026-06-11</w:t>
+      <w:t>2026-06-12</w:t>
       <w:br/>
       <w:br/>
     </w:r>

--- a/tillsyn/A 23257-2026 tillsynsbegäran.docx
+++ b/tillsyn/A 23257-2026 tillsynsbegäran.docx
@@ -338,7 +338,7 @@
     <w:r>
       <w:tab/>
       <w:tab/>
-      <w:t>2026-06-12</w:t>
+      <w:t>2026-06-13</w:t>
       <w:br/>
       <w:br/>
     </w:r>

--- a/tillsyn/A 23257-2026 tillsynsbegäran.docx
+++ b/tillsyn/A 23257-2026 tillsynsbegäran.docx
@@ -338,7 +338,7 @@
     <w:r>
       <w:tab/>
       <w:tab/>
-      <w:t>2026-06-13</w:t>
+      <w:t>2026-06-14</w:t>
       <w:br/>
       <w:br/>
     </w:r>

--- a/tillsyn/A 23257-2026 tillsynsbegäran.docx
+++ b/tillsyn/A 23257-2026 tillsynsbegäran.docx
@@ -338,7 +338,7 @@
     <w:r>
       <w:tab/>
       <w:tab/>
-      <w:t>2026-06-15</w:t>
+      <w:t>2026-06-16</w:t>
       <w:br/>
       <w:br/>
     </w:r>

--- a/tillsyn/A 23257-2026 tillsynsbegäran.docx
+++ b/tillsyn/A 23257-2026 tillsynsbegäran.docx
@@ -338,7 +338,7 @@
     <w:r>
       <w:tab/>
       <w:tab/>
-      <w:t>2026-06-16</w:t>
+      <w:t>2026-06-17</w:t>
       <w:br/>
       <w:br/>
     </w:r>

--- a/tillsyn/A 23257-2026 tillsynsbegäran.docx
+++ b/tillsyn/A 23257-2026 tillsynsbegäran.docx
@@ -1,6 +1,6 @@
 
 <file path=word/document.xml><?xml version="1.0" encoding="utf-8"?>
-<w:document xmlns:wpc="http://schemas.microsoft.com/office/word/2010/wordprocessingCanvas" xmlns:cx="http://schemas.microsoft.com/office/drawing/2014/chartex" xmlns:cx1="http://schemas.microsoft.com/office/drawing/2015/9/8/chartex" xmlns:cx2="http://schemas.microsoft.com/office/drawing/2015/10/21/chartex" xmlns:cx3="http://schemas.microsoft.com/office/drawing/2016/5/9/chartex" xmlns:cx4="http://schemas.microsoft.com/office/drawing/2016/5/10/chartex" xmlns:cx5="http://schemas.microsoft.com/office/drawing/2016/5/11/chartex" xmlns:cx6="http://schemas.microsoft.com/office/drawing/2016/5/12/chartex" xmlns:cx7="http://schemas.microsoft.com/office/drawing/2016/5/13/chartex" xmlns:cx8="http://schemas.microsoft.com/office/drawing/2016/5/14/chartex" xmlns:mc="http://schemas.openxmlformats.org/markup-compatibility/2006" xmlns:aink="http://schemas.microsoft.com/office/drawing/2016/ink" xmlns:am3d="http://schemas.microsoft.com/office/drawing/2017/model3d" xmlns:o="urn:schemas-microsoft-com:office:office" xmlns:oel="http://schemas.microsoft.com/office/2019/extlst" xmlns:r="http://schemas.openxmlformats.org/officeDocument/2006/relationships" xmlns:m="http://schemas.openxmlformats.org/officeDocument/2006/math" xmlns:v="urn:schemas-microsoft-com:vml" xmlns:wp14="http://schemas.microsoft.com/office/word/2010/wordprocessingDrawing" xmlns:wp="http://schemas.openxmlformats.org/drawingml/2006/wordprocessingDrawing" xmlns:w10="urn:schemas-microsoft-com:office:word" xmlns:w="http://schemas.openxmlformats.org/wordprocessingml/2006/main" xmlns:w14="http://schemas.microsoft.com/office/word/2010/wordml" xmlns:w15="http://schemas.microsoft.com/office/word/2012/wordml" xmlns:w16cex="http://schemas.microsoft.com/office/word/2018/wordml/cex" xmlns:w16cid="http://schemas.microsoft.com/office/word/2016/wordml/cid" xmlns:w16="http://schemas.microsoft.com/office/word/2018/wordml" xmlns:w16sdtdh="http://schemas.microsoft.com/office/word/2020/wordml/sdtdatahash" xmlns:w16se="http://schemas.microsoft.com/office/word/2015/wordml/symex" xmlns:wpg="http://schemas.microsoft.com/office/word/2010/wordprocessingGroup" xmlns:wpi="http://schemas.microsoft.com/office/word/2010/wordprocessingInk" xmlns:wne="http://schemas.microsoft.com/office/word/2006/wordml" xmlns:wps="http://schemas.microsoft.com/office/word/2010/wordprocessingShape" mc:Ignorable="w14 w15 w16se w16cid w16 w16cex w16sdtdh wp14">
+<w:document xmlns:wpc="http://schemas.microsoft.com/office/word/2010/wordprocessingCanvas" xmlns:cx="http://schemas.microsoft.com/office/drawing/2014/chartex" xmlns:cx1="http://schemas.microsoft.com/office/drawing/2015/9/8/chartex" xmlns:cx2="http://schemas.microsoft.com/office/drawing/2015/10/21/chartex" xmlns:cx3="http://schemas.microsoft.com/office/drawing/2016/5/9/chartex" xmlns:cx4="http://schemas.microsoft.com/office/drawing/2016/5/10/chartex" xmlns:cx5="http://schemas.microsoft.com/office/drawing/2016/5/11/chartex" xmlns:cx6="http://schemas.microsoft.com/office/drawing/2016/5/12/chartex" xmlns:cx7="http://schemas.microsoft.com/office/drawing/2016/5/13/chartex" xmlns:cx8="http://schemas.microsoft.com/office/drawing/2016/5/14/chartex" xmlns:mc="http://schemas.openxmlformats.org/markup-compatibility/2006" xmlns:aink="http://schemas.microsoft.com/office/drawing/2016/ink" xmlns:am3d="http://schemas.microsoft.com/office/drawing/2017/model3d" xmlns:o="urn:schemas-microsoft-com:office:office" xmlns:oel="http://schemas.microsoft.com/office/2019/extlst" xmlns:r="http://schemas.openxmlformats.org/officeDocument/2006/relationships" xmlns:m="http://schemas.openxmlformats.org/officeDocument/2006/math" xmlns:v="urn:schemas-microsoft-com:vml" xmlns:wp14="http://schemas.microsoft.com/office/word/2010/wordprocessingDrawing" xmlns:wp="http://schemas.openxmlformats.org/drawingml/2006/wordprocessingDrawing" xmlns:w10="urn:schemas-microsoft-com:office:word" xmlns:w="http://schemas.openxmlformats.org/wordprocessingml/2006/main" xmlns:w14="http://schemas.microsoft.com/office/word/2010/wordml" xmlns:w15="http://schemas.microsoft.com/office/word/2012/wordml" xmlns:w16cex="http://schemas.microsoft.com/office/word/2018/wordml/cex" xmlns:w16cid="http://schemas.microsoft.com/office/word/2016/wordml/cid" xmlns:w16="http://schemas.microsoft.com/office/word/2018/wordml" xmlns:w16du="http://schemas.microsoft.com/office/word/2023/wordml/word16du" xmlns:w16sdtdh="http://schemas.microsoft.com/office/word/2020/wordml/sdtdatahash" xmlns:w16sdtfl="http://schemas.microsoft.com/office/word/2024/wordml/sdtformatlock" xmlns:w16se="http://schemas.microsoft.com/office/word/2015/wordml/symex" xmlns:wpg="http://schemas.microsoft.com/office/word/2010/wordprocessingGroup" xmlns:wpi="http://schemas.microsoft.com/office/word/2010/wordprocessingInk" xmlns:wne="http://schemas.microsoft.com/office/word/2006/wordml" xmlns:wps="http://schemas.microsoft.com/office/word/2010/wordprocessingShape" mc:Ignorable="w14 w15 w16se w16cid w16 w16cex w16sdtdh w16sdtfl w16du wp14">
   <w:body>
     <w:p>
       <w:pPr>
@@ -12,35 +12,10 @@
     </w:p>
     <w:p>
       <w:r>
-        <w:t>Detta dokument behandlar höga naturvärden i avverkningsanmälan A 23257-2026 i Gävle kommun. Denna avverkningsanmälan inkom 2026-05-20 10:41:29 och omfattar 42,1 ha.</w:t>
+        <w:t>Detta dokument behandlar höga naturvärden i avverkningsanmälan A 23257-2026 i Gävle kommun som inkom 2026-05-20 och omfattar 42,1 ha.</w:t>
       </w:r>
-    </w:p>
-    <w:p>
       <w:r>
-        <w:t>Vi begär härmed att Skogsstyrelsen fattar beslut enligt miljöbalken som säkerställer att skogens höga naturvärden bevaras samt säkerställer att EU-lagstiftning efterlevs och att artskyddsbrott förhindras. Vi önskar även ta del av de ställningstaganden och beslut som myndigheterna meddelar till följd av aktuell avverkningsanmälan och föreningens inlaga (se 34 § förvaltningslagen).</w:t>
-      </w:r>
-    </w:p>
-    <w:p>
-      <w:r>
-        <w:t>Nedan beskrivs fynd av naturvårdsarter och fridlysta arter som gjorts i det avverkningsanmälda området. I BILAGA 1 finns artfakta om fridlysta arter.</w:t>
-      </w:r>
-    </w:p>
-    <w:p>
-      <w:pPr>
-        <w:pStyle w:val="Heading1"/>
-      </w:pPr>
-      <w:r>
-        <w:t>Naturvårdsarter</w:t>
-      </w:r>
-    </w:p>
-    <w:p>
-      <w:r>
-        <w:t>I avverkningsanmälan har följande 1 naturvårdsarter hittats: havsörn (NT, §4). Av dessa är 1 rödlistade. För rödlistade arter har rödlistekategorin angivits inom parentes. För fridlysta arter anges även paragrafen i Artskyddsförordningen som arten är fridlyst enligt.</w:t>
-      </w:r>
-    </w:p>
-    <w:p>
-      <w:r>
-        <w:t>De påträffade naturvårdsarterna är ett tydligt kvitto på att detta rör sig om en skog med höga naturvärden. I Figur 1 visas en karta över det avverkningsanmälda området, där samtliga fyndplatser för naturvårdsarter som finns registrerade på Artportalen har markerats.</w:t>
+        <w:t xml:space="preserve"> I Figur 1 visas fyndplatser för naturvårdsarter i området, som finns registrerade på Artportalen.</w:t>
       </w:r>
     </w:p>
     <w:p>
@@ -50,7 +25,7 @@
       <w:r>
         <w:drawing>
           <wp:inline xmlns:a="http://schemas.openxmlformats.org/drawingml/2006/main" xmlns:pic="http://schemas.openxmlformats.org/drawingml/2006/picture">
-            <wp:extent cx="5486400" cy="3150694"/>
+            <wp:extent cx="5486400" cy="3951716"/>
             <wp:docPr id="1" name="Picture 1"/>
             <wp:cNvGraphicFramePr>
               <a:graphicFrameLocks noChangeAspect="1"/>
@@ -71,7 +46,7 @@
                   <pic:spPr>
                     <a:xfrm>
                       <a:off x="0" y="0"/>
-                      <a:ext cx="5486400" cy="3150694"/>
+                      <a:ext cx="5486400" cy="3951716"/>
                     </a:xfrm>
                     <a:prstGeom prst="rect"/>
                   </pic:spPr>
@@ -85,9 +60,25 @@
     <w:p>
       <w:pPr>
         <w:pStyle w:val="Caption"/>
+        <w:spacing w:after="240"/>
       </w:pPr>
       <w:r>
-        <w:t>Figur 1. Fyndplatser för naturvårdsarter i det avverkningsanmälda området (röd linje). Markörer utan svart kant är placerade på fyndplatsen. Markörer med svart kant är placerade vid sidan av fyndplatsen och har ett svart streck som visar fyndplatsens exakta position. Kartans mittpunktskoordinat är N 6757027, E 606928 i SWEREF 99 TM.</w:t>
+        <w:t>Figur 1. Fyndplatser för naturvårdsarter i avverkningsanmälan (röd linje). Inom parentes anges rödlistekategorier, S för signalarter, Tför typiska arter och fridlysningsparagrafer i artskyddsförordningen.Markörer utan svart kant är placerade på fyndplatsen. Markörer med svart kant är placerade vid sidan av fyndplatsen och har ett svart streck som visar fyndplatsens exakta position. Kartans mittpunktskoordinat är N 6757027, E 606928 i SWEREF 99 TM.</w:t>
+      </w:r>
+    </w:p>
+    <w:p>
+      <w:r>
+        <w:t>Vi begär härmed att Skogsstyrelsen fattar beslut enligt miljöbalken som säkerställer att skogens höga naturvärden bevaras samt att EU-lagstiftning efterlevs och att artskyddsbrott förhindras.</w:t>
+      </w:r>
+    </w:p>
+    <w:p>
+      <w:r>
+        <w:t>Vi önskar även ta del av de ställningstaganden och beslut som myndigheten meddelar till följd av aktuell avverkningsanmälan och föreningens inlaga (se 34 § förvaltningslagen).</w:t>
+      </w:r>
+    </w:p>
+    <w:p>
+      <w:r>
+        <w:t>Nedan beskrivs fynd av naturvårdsarter och fridlysta arter som gjorts i det avverkningsanmälda området. I BILAGA 1 finns artfakta om fridlysta arter.</w:t>
       </w:r>
     </w:p>
     <w:p>
@@ -95,12 +86,30 @@
         <w:pStyle w:val="Heading1"/>
       </w:pPr>
       <w:r>
+        <w:t>Naturvårdsarter</w:t>
+      </w:r>
+    </w:p>
+    <w:p>
+      <w:r>
+        <w:t>I avverkningsanmälan har följande 2 naturvårdsarter hittats: kattfotslav (NT, T) och havsörn (§4). Av dessa är 1 rödlistade. För rödlistade arter har rödlistekategorin angivits inom parentes. Typiska arter inom Natura 2000 som är kopplade till skogsekosystem har markerats med (T). För fridlysta arter anges även paragrafen i Artskyddsförordningen som arten är fridlyst enligt.</w:t>
+      </w:r>
+    </w:p>
+    <w:p>
+      <w:r>
+        <w:t>De påträffade naturvårdsarterna är ett tydligt kvitto på att det rör sig om en skog med höga naturvärden.</w:t>
+      </w:r>
+    </w:p>
+    <w:p>
+      <w:pPr>
+        <w:pStyle w:val="Heading2"/>
+      </w:pPr>
+      <w:r>
         <w:t>Fridlysta arter</w:t>
       </w:r>
     </w:p>
     <w:p>
       <w:r>
-        <w:t>Följande fridlysta arter har sina livsmiljöer och växtplatser i den avverkningsanmälda skogen: havsörn (NT, §4).</w:t>
+        <w:t>Följande fridlysta arter har sina livsmiljöer och växtplatser i den avverkningsanmälda skogen: havsörn (§4).</w:t>
       </w:r>
     </w:p>
     <w:p>
@@ -131,6 +140,43 @@
     <w:p>
       <w:r>
         <w:t>I BILAGA 1 finns mer detaljerad information om ekologi samt krav på livsmiljö hos fridlysta arter.</w:t>
+      </w:r>
+    </w:p>
+    <w:p>
+      <w:pPr>
+        <w:pStyle w:val="Heading2"/>
+      </w:pPr>
+      <w:r>
+        <w:t>Övriga naturvårdsarter</w:t>
+      </w:r>
+    </w:p>
+    <w:p>
+      <w:r>
+        <w:rPr>
+          <w:b/>
+        </w:rPr>
+        <w:t xml:space="preserve">Kattfotslav (NT) </w:t>
+      </w:r>
+      <w:r>
+        <w:t xml:space="preserve">är en mycket god signalart i hela sitt svenska utbredningsområde och skogsbestånd med kattfotslav är alltid värdefulla ur naturvårdssynpunkt. Arten indikerar dels ett mikroklimat med konstant hög luftfuktighet, dels kontinuitet av äldre träd och god trädslutenhet. Trots att den är vanligare i sydvästra Sverige växer den enbart i skogsbestånd med höga naturvärden. Den är känslig för skogliga ingrepp som kan förändra lokal- och mikroklimat. Kattfotslav är typisk art för </w:t>
+      </w:r>
+      <w:r>
+        <w:rPr>
+          <w:i/>
+        </w:rPr>
+        <w:t xml:space="preserve">9010 Taiga, 9160 Näringsrik ekskog </w:t>
+      </w:r>
+      <w:r>
+        <w:t>och</w:t>
+      </w:r>
+      <w:r>
+        <w:rPr>
+          <w:i/>
+        </w:rPr>
+        <w:t xml:space="preserve"> 9190 Näringsfattig ekskog</w:t>
+      </w:r>
+      <w:r>
+        <w:t xml:space="preserve"> (Nitare &amp; Skogsstyrelsen, 2019; SLU Artdatabanken, 2026).</w:t>
       </w:r>
     </w:p>
     <w:p>
@@ -228,7 +274,7 @@
 </file>
 
 <file path=word/endnotes.xml><?xml version="1.0" encoding="utf-8"?>
-<w:endnotes xmlns:wpc="http://schemas.microsoft.com/office/word/2010/wordprocessingCanvas" xmlns:cx="http://schemas.microsoft.com/office/drawing/2014/chartex" xmlns:cx1="http://schemas.microsoft.com/office/drawing/2015/9/8/chartex" xmlns:cx2="http://schemas.microsoft.com/office/drawing/2015/10/21/chartex" xmlns:cx3="http://schemas.microsoft.com/office/drawing/2016/5/9/chartex" xmlns:cx4="http://schemas.microsoft.com/office/drawing/2016/5/10/chartex" xmlns:cx5="http://schemas.microsoft.com/office/drawing/2016/5/11/chartex" xmlns:cx6="http://schemas.microsoft.com/office/drawing/2016/5/12/chartex" xmlns:cx7="http://schemas.microsoft.com/office/drawing/2016/5/13/chartex" xmlns:cx8="http://schemas.microsoft.com/office/drawing/2016/5/14/chartex" xmlns:mc="http://schemas.openxmlformats.org/markup-compatibility/2006" xmlns:aink="http://schemas.microsoft.com/office/drawing/2016/ink" xmlns:am3d="http://schemas.microsoft.com/office/drawing/2017/model3d" xmlns:o="urn:schemas-microsoft-com:office:office" xmlns:oel="http://schemas.microsoft.com/office/2019/extlst" xmlns:r="http://schemas.openxmlformats.org/officeDocument/2006/relationships" xmlns:m="http://schemas.openxmlformats.org/officeDocument/2006/math" xmlns:v="urn:schemas-microsoft-com:vml" xmlns:wp14="http://schemas.microsoft.com/office/word/2010/wordprocessingDrawing" xmlns:wp="http://schemas.openxmlformats.org/drawingml/2006/wordprocessingDrawing" xmlns:w10="urn:schemas-microsoft-com:office:word" xmlns:w="http://schemas.openxmlformats.org/wordprocessingml/2006/main" xmlns:w14="http://schemas.microsoft.com/office/word/2010/wordml" xmlns:w15="http://schemas.microsoft.com/office/word/2012/wordml" xmlns:w16cex="http://schemas.microsoft.com/office/word/2018/wordml/cex" xmlns:w16cid="http://schemas.microsoft.com/office/word/2016/wordml/cid" xmlns:w16="http://schemas.microsoft.com/office/word/2018/wordml" xmlns:w16sdtdh="http://schemas.microsoft.com/office/word/2020/wordml/sdtdatahash" xmlns:w16se="http://schemas.microsoft.com/office/word/2015/wordml/symex" xmlns:wpg="http://schemas.microsoft.com/office/word/2010/wordprocessingGroup" xmlns:wpi="http://schemas.microsoft.com/office/word/2010/wordprocessingInk" xmlns:wne="http://schemas.microsoft.com/office/word/2006/wordml" xmlns:wps="http://schemas.microsoft.com/office/word/2010/wordprocessingShape" mc:Ignorable="w14 w15 w16se w16cid w16 w16cex w16sdtdh wp14">
+<w:endnotes xmlns:wpc="http://schemas.microsoft.com/office/word/2010/wordprocessingCanvas" xmlns:cx="http://schemas.microsoft.com/office/drawing/2014/chartex" xmlns:cx1="http://schemas.microsoft.com/office/drawing/2015/9/8/chartex" xmlns:cx2="http://schemas.microsoft.com/office/drawing/2015/10/21/chartex" xmlns:cx3="http://schemas.microsoft.com/office/drawing/2016/5/9/chartex" xmlns:cx4="http://schemas.microsoft.com/office/drawing/2016/5/10/chartex" xmlns:cx5="http://schemas.microsoft.com/office/drawing/2016/5/11/chartex" xmlns:cx6="http://schemas.microsoft.com/office/drawing/2016/5/12/chartex" xmlns:cx7="http://schemas.microsoft.com/office/drawing/2016/5/13/chartex" xmlns:cx8="http://schemas.microsoft.com/office/drawing/2016/5/14/chartex" xmlns:mc="http://schemas.openxmlformats.org/markup-compatibility/2006" xmlns:aink="http://schemas.microsoft.com/office/drawing/2016/ink" xmlns:am3d="http://schemas.microsoft.com/office/drawing/2017/model3d" xmlns:o="urn:schemas-microsoft-com:office:office" xmlns:oel="http://schemas.microsoft.com/office/2019/extlst" xmlns:r="http://schemas.openxmlformats.org/officeDocument/2006/relationships" xmlns:m="http://schemas.openxmlformats.org/officeDocument/2006/math" xmlns:v="urn:schemas-microsoft-com:vml" xmlns:wp14="http://schemas.microsoft.com/office/word/2010/wordprocessingDrawing" xmlns:wp="http://schemas.openxmlformats.org/drawingml/2006/wordprocessingDrawing" xmlns:w10="urn:schemas-microsoft-com:office:word" xmlns:w="http://schemas.openxmlformats.org/wordprocessingml/2006/main" xmlns:w14="http://schemas.microsoft.com/office/word/2010/wordml" xmlns:w15="http://schemas.microsoft.com/office/word/2012/wordml" xmlns:w16cex="http://schemas.microsoft.com/office/word/2018/wordml/cex" xmlns:w16cid="http://schemas.microsoft.com/office/word/2016/wordml/cid" xmlns:w16="http://schemas.microsoft.com/office/word/2018/wordml" xmlns:w16du="http://schemas.microsoft.com/office/word/2023/wordml/word16du" xmlns:w16sdtdh="http://schemas.microsoft.com/office/word/2020/wordml/sdtdatahash" xmlns:w16sdtfl="http://schemas.microsoft.com/office/word/2024/wordml/sdtformatlock" xmlns:w16se="http://schemas.microsoft.com/office/word/2015/wordml/symex" xmlns:wpg="http://schemas.microsoft.com/office/word/2010/wordprocessingGroup" xmlns:wpi="http://schemas.microsoft.com/office/word/2010/wordprocessingInk" xmlns:wne="http://schemas.microsoft.com/office/word/2006/wordml" xmlns:wps="http://schemas.microsoft.com/office/word/2010/wordprocessingShape" mc:Ignorable="w14 w15 w16se w16cid w16 w16cex w16sdtdh w16sdtfl w16du wp14">
   <w:endnote w:type="separator" w:id="-1">
     <w:p>
       <w:pPr>
@@ -253,7 +299,7 @@
 </file>
 
 <file path=word/footer1.xml><?xml version="1.0" encoding="utf-8"?>
-<w:ftr xmlns:wpc="http://schemas.microsoft.com/office/word/2010/wordprocessingCanvas" xmlns:cx="http://schemas.microsoft.com/office/drawing/2014/chartex" xmlns:cx1="http://schemas.microsoft.com/office/drawing/2015/9/8/chartex" xmlns:cx2="http://schemas.microsoft.com/office/drawing/2015/10/21/chartex" xmlns:cx3="http://schemas.microsoft.com/office/drawing/2016/5/9/chartex" xmlns:cx4="http://schemas.microsoft.com/office/drawing/2016/5/10/chartex" xmlns:cx5="http://schemas.microsoft.com/office/drawing/2016/5/11/chartex" xmlns:cx6="http://schemas.microsoft.com/office/drawing/2016/5/12/chartex" xmlns:cx7="http://schemas.microsoft.com/office/drawing/2016/5/13/chartex" xmlns:cx8="http://schemas.microsoft.com/office/drawing/2016/5/14/chartex" xmlns:mc="http://schemas.openxmlformats.org/markup-compatibility/2006" xmlns:aink="http://schemas.microsoft.com/office/drawing/2016/ink" xmlns:am3d="http://schemas.microsoft.com/office/drawing/2017/model3d" xmlns:o="urn:schemas-microsoft-com:office:office" xmlns:oel="http://schemas.microsoft.com/office/2019/extlst" xmlns:r="http://schemas.openxmlformats.org/officeDocument/2006/relationships" xmlns:m="http://schemas.openxmlformats.org/officeDocument/2006/math" xmlns:v="urn:schemas-microsoft-com:vml" xmlns:wp14="http://schemas.microsoft.com/office/word/2010/wordprocessingDrawing" xmlns:wp="http://schemas.openxmlformats.org/drawingml/2006/wordprocessingDrawing" xmlns:w10="urn:schemas-microsoft-com:office:word" xmlns:w="http://schemas.openxmlformats.org/wordprocessingml/2006/main" xmlns:w14="http://schemas.microsoft.com/office/word/2010/wordml" xmlns:w15="http://schemas.microsoft.com/office/word/2012/wordml" xmlns:w16cex="http://schemas.microsoft.com/office/word/2018/wordml/cex" xmlns:w16cid="http://schemas.microsoft.com/office/word/2016/wordml/cid" xmlns:w16="http://schemas.microsoft.com/office/word/2018/wordml" xmlns:w16sdtdh="http://schemas.microsoft.com/office/word/2020/wordml/sdtdatahash" xmlns:w16se="http://schemas.microsoft.com/office/word/2015/wordml/symex" xmlns:wpg="http://schemas.microsoft.com/office/word/2010/wordprocessingGroup" xmlns:wpi="http://schemas.microsoft.com/office/word/2010/wordprocessingInk" xmlns:wne="http://schemas.microsoft.com/office/word/2006/wordml" xmlns:wps="http://schemas.microsoft.com/office/word/2010/wordprocessingShape" mc:Ignorable="w14 w15 w16se w16cid w16 w16cex w16sdtdh wp14">
+<w:ftr xmlns:wpc="http://schemas.microsoft.com/office/word/2010/wordprocessingCanvas" xmlns:cx="http://schemas.microsoft.com/office/drawing/2014/chartex" xmlns:cx1="http://schemas.microsoft.com/office/drawing/2015/9/8/chartex" xmlns:cx2="http://schemas.microsoft.com/office/drawing/2015/10/21/chartex" xmlns:cx3="http://schemas.microsoft.com/office/drawing/2016/5/9/chartex" xmlns:cx4="http://schemas.microsoft.com/office/drawing/2016/5/10/chartex" xmlns:cx5="http://schemas.microsoft.com/office/drawing/2016/5/11/chartex" xmlns:cx6="http://schemas.microsoft.com/office/drawing/2016/5/12/chartex" xmlns:cx7="http://schemas.microsoft.com/office/drawing/2016/5/13/chartex" xmlns:cx8="http://schemas.microsoft.com/office/drawing/2016/5/14/chartex" xmlns:mc="http://schemas.openxmlformats.org/markup-compatibility/2006" xmlns:aink="http://schemas.microsoft.com/office/drawing/2016/ink" xmlns:am3d="http://schemas.microsoft.com/office/drawing/2017/model3d" xmlns:o="urn:schemas-microsoft-com:office:office" xmlns:oel="http://schemas.microsoft.com/office/2019/extlst" xmlns:r="http://schemas.openxmlformats.org/officeDocument/2006/relationships" xmlns:m="http://schemas.openxmlformats.org/officeDocument/2006/math" xmlns:v="urn:schemas-microsoft-com:vml" xmlns:wp14="http://schemas.microsoft.com/office/word/2010/wordprocessingDrawing" xmlns:wp="http://schemas.openxmlformats.org/drawingml/2006/wordprocessingDrawing" xmlns:w10="urn:schemas-microsoft-com:office:word" xmlns:w="http://schemas.openxmlformats.org/wordprocessingml/2006/main" xmlns:w14="http://schemas.microsoft.com/office/word/2010/wordml" xmlns:w15="http://schemas.microsoft.com/office/word/2012/wordml" xmlns:w16cex="http://schemas.microsoft.com/office/word/2018/wordml/cex" xmlns:w16cid="http://schemas.microsoft.com/office/word/2016/wordml/cid" xmlns:w16="http://schemas.microsoft.com/office/word/2018/wordml" xmlns:w16du="http://schemas.microsoft.com/office/word/2023/wordml/word16du" xmlns:w16sdtdh="http://schemas.microsoft.com/office/word/2020/wordml/sdtdatahash" xmlns:w16sdtfl="http://schemas.microsoft.com/office/word/2024/wordml/sdtformatlock" xmlns:w16se="http://schemas.microsoft.com/office/word/2015/wordml/symex" xmlns:wpg="http://schemas.microsoft.com/office/word/2010/wordprocessingGroup" xmlns:wpi="http://schemas.microsoft.com/office/word/2010/wordprocessingInk" xmlns:wne="http://schemas.microsoft.com/office/word/2006/wordml" xmlns:wps="http://schemas.microsoft.com/office/word/2010/wordprocessingShape" mc:Ignorable="w14 w15 w16se w16cid w16 w16cex w16sdtdh w16sdtfl w16du wp14">
   <w:p>
     <w:pPr>
       <w:pStyle w:val="Footer"/>
@@ -263,7 +309,7 @@
 </file>
 
 <file path=word/footer2.xml><?xml version="1.0" encoding="utf-8"?>
-<w:ftr xmlns:wpc="http://schemas.microsoft.com/office/word/2010/wordprocessingCanvas" xmlns:cx="http://schemas.microsoft.com/office/drawing/2014/chartex" xmlns:cx1="http://schemas.microsoft.com/office/drawing/2015/9/8/chartex" xmlns:cx2="http://schemas.microsoft.com/office/drawing/2015/10/21/chartex" xmlns:cx3="http://schemas.microsoft.com/office/drawing/2016/5/9/chartex" xmlns:cx4="http://schemas.microsoft.com/office/drawing/2016/5/10/chartex" xmlns:cx5="http://schemas.microsoft.com/office/drawing/2016/5/11/chartex" xmlns:cx6="http://schemas.microsoft.com/office/drawing/2016/5/12/chartex" xmlns:cx7="http://schemas.microsoft.com/office/drawing/2016/5/13/chartex" xmlns:cx8="http://schemas.microsoft.com/office/drawing/2016/5/14/chartex" xmlns:mc="http://schemas.openxmlformats.org/markup-compatibility/2006" xmlns:aink="http://schemas.microsoft.com/office/drawing/2016/ink" xmlns:am3d="http://schemas.microsoft.com/office/drawing/2017/model3d" xmlns:o="urn:schemas-microsoft-com:office:office" xmlns:oel="http://schemas.microsoft.com/office/2019/extlst" xmlns:r="http://schemas.openxmlformats.org/officeDocument/2006/relationships" xmlns:m="http://schemas.openxmlformats.org/officeDocument/2006/math" xmlns:v="urn:schemas-microsoft-com:vml" xmlns:wp14="http://schemas.microsoft.com/office/word/2010/wordprocessingDrawing" xmlns:wp="http://schemas.openxmlformats.org/drawingml/2006/wordprocessingDrawing" xmlns:w10="urn:schemas-microsoft-com:office:word" xmlns:w="http://schemas.openxmlformats.org/wordprocessingml/2006/main" xmlns:w14="http://schemas.microsoft.com/office/word/2010/wordml" xmlns:w15="http://schemas.microsoft.com/office/word/2012/wordml" xmlns:w16cex="http://schemas.microsoft.com/office/word/2018/wordml/cex" xmlns:w16cid="http://schemas.microsoft.com/office/word/2016/wordml/cid" xmlns:w16="http://schemas.microsoft.com/office/word/2018/wordml" xmlns:w16sdtdh="http://schemas.microsoft.com/office/word/2020/wordml/sdtdatahash" xmlns:w16se="http://schemas.microsoft.com/office/word/2015/wordml/symex" xmlns:wpg="http://schemas.microsoft.com/office/word/2010/wordprocessingGroup" xmlns:wpi="http://schemas.microsoft.com/office/word/2010/wordprocessingInk" xmlns:wne="http://schemas.microsoft.com/office/word/2006/wordml" xmlns:wps="http://schemas.microsoft.com/office/word/2010/wordprocessingShape" mc:Ignorable="w14 w15 w16se w16cid w16 w16cex w16sdtdh wp14">
+<w:ftr xmlns:wpc="http://schemas.microsoft.com/office/word/2010/wordprocessingCanvas" xmlns:cx="http://schemas.microsoft.com/office/drawing/2014/chartex" xmlns:cx1="http://schemas.microsoft.com/office/drawing/2015/9/8/chartex" xmlns:cx2="http://schemas.microsoft.com/office/drawing/2015/10/21/chartex" xmlns:cx3="http://schemas.microsoft.com/office/drawing/2016/5/9/chartex" xmlns:cx4="http://schemas.microsoft.com/office/drawing/2016/5/10/chartex" xmlns:cx5="http://schemas.microsoft.com/office/drawing/2016/5/11/chartex" xmlns:cx6="http://schemas.microsoft.com/office/drawing/2016/5/12/chartex" xmlns:cx7="http://schemas.microsoft.com/office/drawing/2016/5/13/chartex" xmlns:cx8="http://schemas.microsoft.com/office/drawing/2016/5/14/chartex" xmlns:mc="http://schemas.openxmlformats.org/markup-compatibility/2006" xmlns:aink="http://schemas.microsoft.com/office/drawing/2016/ink" xmlns:am3d="http://schemas.microsoft.com/office/drawing/2017/model3d" xmlns:o="urn:schemas-microsoft-com:office:office" xmlns:oel="http://schemas.microsoft.com/office/2019/extlst" xmlns:r="http://schemas.openxmlformats.org/officeDocument/2006/relationships" xmlns:m="http://schemas.openxmlformats.org/officeDocument/2006/math" xmlns:v="urn:schemas-microsoft-com:vml" xmlns:wp14="http://schemas.microsoft.com/office/word/2010/wordprocessingDrawing" xmlns:wp="http://schemas.openxmlformats.org/drawingml/2006/wordprocessingDrawing" xmlns:w10="urn:schemas-microsoft-com:office:word" xmlns:w="http://schemas.openxmlformats.org/wordprocessingml/2006/main" xmlns:w14="http://schemas.microsoft.com/office/word/2010/wordml" xmlns:w15="http://schemas.microsoft.com/office/word/2012/wordml" xmlns:w16cex="http://schemas.microsoft.com/office/word/2018/wordml/cex" xmlns:w16cid="http://schemas.microsoft.com/office/word/2016/wordml/cid" xmlns:w16="http://schemas.microsoft.com/office/word/2018/wordml" xmlns:w16du="http://schemas.microsoft.com/office/word/2023/wordml/word16du" xmlns:w16sdtdh="http://schemas.microsoft.com/office/word/2020/wordml/sdtdatahash" xmlns:w16sdtfl="http://schemas.microsoft.com/office/word/2024/wordml/sdtformatlock" xmlns:w16se="http://schemas.microsoft.com/office/word/2015/wordml/symex" xmlns:wpg="http://schemas.microsoft.com/office/word/2010/wordprocessingGroup" xmlns:wpi="http://schemas.microsoft.com/office/word/2010/wordprocessingInk" xmlns:wne="http://schemas.microsoft.com/office/word/2006/wordml" xmlns:wps="http://schemas.microsoft.com/office/word/2010/wordprocessingShape" mc:Ignorable="w14 w15 w16se w16cid w16 w16cex w16sdtdh w16sdtfl w16du wp14">
   <w:p>
     <w:pPr>
       <w:pStyle w:val="Footer"/>
@@ -273,7 +319,7 @@
 </file>
 
 <file path=word/footer3.xml><?xml version="1.0" encoding="utf-8"?>
-<w:ftr xmlns:wpc="http://schemas.microsoft.com/office/word/2010/wordprocessingCanvas" xmlns:cx="http://schemas.microsoft.com/office/drawing/2014/chartex" xmlns:cx1="http://schemas.microsoft.com/office/drawing/2015/9/8/chartex" xmlns:cx2="http://schemas.microsoft.com/office/drawing/2015/10/21/chartex" xmlns:cx3="http://schemas.microsoft.com/office/drawing/2016/5/9/chartex" xmlns:cx4="http://schemas.microsoft.com/office/drawing/2016/5/10/chartex" xmlns:cx5="http://schemas.microsoft.com/office/drawing/2016/5/11/chartex" xmlns:cx6="http://schemas.microsoft.com/office/drawing/2016/5/12/chartex" xmlns:cx7="http://schemas.microsoft.com/office/drawing/2016/5/13/chartex" xmlns:cx8="http://schemas.microsoft.com/office/drawing/2016/5/14/chartex" xmlns:mc="http://schemas.openxmlformats.org/markup-compatibility/2006" xmlns:aink="http://schemas.microsoft.com/office/drawing/2016/ink" xmlns:am3d="http://schemas.microsoft.com/office/drawing/2017/model3d" xmlns:o="urn:schemas-microsoft-com:office:office" xmlns:oel="http://schemas.microsoft.com/office/2019/extlst" xmlns:r="http://schemas.openxmlformats.org/officeDocument/2006/relationships" xmlns:m="http://schemas.openxmlformats.org/officeDocument/2006/math" xmlns:v="urn:schemas-microsoft-com:vml" xmlns:wp14="http://schemas.microsoft.com/office/word/2010/wordprocessingDrawing" xmlns:wp="http://schemas.openxmlformats.org/drawingml/2006/wordprocessingDrawing" xmlns:w10="urn:schemas-microsoft-com:office:word" xmlns:w="http://schemas.openxmlformats.org/wordprocessingml/2006/main" xmlns:w14="http://schemas.microsoft.com/office/word/2010/wordml" xmlns:w15="http://schemas.microsoft.com/office/word/2012/wordml" xmlns:w16cex="http://schemas.microsoft.com/office/word/2018/wordml/cex" xmlns:w16cid="http://schemas.microsoft.com/office/word/2016/wordml/cid" xmlns:w16="http://schemas.microsoft.com/office/word/2018/wordml" xmlns:w16sdtdh="http://schemas.microsoft.com/office/word/2020/wordml/sdtdatahash" xmlns:w16se="http://schemas.microsoft.com/office/word/2015/wordml/symex" xmlns:wpg="http://schemas.microsoft.com/office/word/2010/wordprocessingGroup" xmlns:wpi="http://schemas.microsoft.com/office/word/2010/wordprocessingInk" xmlns:wne="http://schemas.microsoft.com/office/word/2006/wordml" xmlns:wps="http://schemas.microsoft.com/office/word/2010/wordprocessingShape" mc:Ignorable="w14 w15 w16se w16cid w16 w16cex w16sdtdh wp14">
+<w:ftr xmlns:wpc="http://schemas.microsoft.com/office/word/2010/wordprocessingCanvas" xmlns:cx="http://schemas.microsoft.com/office/drawing/2014/chartex" xmlns:cx1="http://schemas.microsoft.com/office/drawing/2015/9/8/chartex" xmlns:cx2="http://schemas.microsoft.com/office/drawing/2015/10/21/chartex" xmlns:cx3="http://schemas.microsoft.com/office/drawing/2016/5/9/chartex" xmlns:cx4="http://schemas.microsoft.com/office/drawing/2016/5/10/chartex" xmlns:cx5="http://schemas.microsoft.com/office/drawing/2016/5/11/chartex" xmlns:cx6="http://schemas.microsoft.com/office/drawing/2016/5/12/chartex" xmlns:cx7="http://schemas.microsoft.com/office/drawing/2016/5/13/chartex" xmlns:cx8="http://schemas.microsoft.com/office/drawing/2016/5/14/chartex" xmlns:mc="http://schemas.openxmlformats.org/markup-compatibility/2006" xmlns:aink="http://schemas.microsoft.com/office/drawing/2016/ink" xmlns:am3d="http://schemas.microsoft.com/office/drawing/2017/model3d" xmlns:o="urn:schemas-microsoft-com:office:office" xmlns:oel="http://schemas.microsoft.com/office/2019/extlst" xmlns:r="http://schemas.openxmlformats.org/officeDocument/2006/relationships" xmlns:m="http://schemas.openxmlformats.org/officeDocument/2006/math" xmlns:v="urn:schemas-microsoft-com:vml" xmlns:wp14="http://schemas.microsoft.com/office/word/2010/wordprocessingDrawing" xmlns:wp="http://schemas.openxmlformats.org/drawingml/2006/wordprocessingDrawing" xmlns:w10="urn:schemas-microsoft-com:office:word" xmlns:w="http://schemas.openxmlformats.org/wordprocessingml/2006/main" xmlns:w14="http://schemas.microsoft.com/office/word/2010/wordml" xmlns:w15="http://schemas.microsoft.com/office/word/2012/wordml" xmlns:w16cex="http://schemas.microsoft.com/office/word/2018/wordml/cex" xmlns:w16cid="http://schemas.microsoft.com/office/word/2016/wordml/cid" xmlns:w16="http://schemas.microsoft.com/office/word/2018/wordml" xmlns:w16du="http://schemas.microsoft.com/office/word/2023/wordml/word16du" xmlns:w16sdtdh="http://schemas.microsoft.com/office/word/2020/wordml/sdtdatahash" xmlns:w16sdtfl="http://schemas.microsoft.com/office/word/2024/wordml/sdtformatlock" xmlns:w16se="http://schemas.microsoft.com/office/word/2015/wordml/symex" xmlns:wpg="http://schemas.microsoft.com/office/word/2010/wordprocessingGroup" xmlns:wpi="http://schemas.microsoft.com/office/word/2010/wordprocessingInk" xmlns:wne="http://schemas.microsoft.com/office/word/2006/wordml" xmlns:wps="http://schemas.microsoft.com/office/word/2010/wordprocessingShape" mc:Ignorable="w14 w15 w16se w16cid w16 w16cex w16sdtdh w16sdtfl w16du wp14">
   <w:p>
     <w:pPr>
       <w:pStyle w:val="Footer"/>
@@ -283,7 +329,7 @@
 </file>
 
 <file path=word/footnotes.xml><?xml version="1.0" encoding="utf-8"?>
-<w:footnotes xmlns:wpc="http://schemas.microsoft.com/office/word/2010/wordprocessingCanvas" xmlns:cx="http://schemas.microsoft.com/office/drawing/2014/chartex" xmlns:cx1="http://schemas.microsoft.com/office/drawing/2015/9/8/chartex" xmlns:cx2="http://schemas.microsoft.com/office/drawing/2015/10/21/chartex" xmlns:cx3="http://schemas.microsoft.com/office/drawing/2016/5/9/chartex" xmlns:cx4="http://schemas.microsoft.com/office/drawing/2016/5/10/chartex" xmlns:cx5="http://schemas.microsoft.com/office/drawing/2016/5/11/chartex" xmlns:cx6="http://schemas.microsoft.com/office/drawing/2016/5/12/chartex" xmlns:cx7="http://schemas.microsoft.com/office/drawing/2016/5/13/chartex" xmlns:cx8="http://schemas.microsoft.com/office/drawing/2016/5/14/chartex" xmlns:mc="http://schemas.openxmlformats.org/markup-compatibility/2006" xmlns:aink="http://schemas.microsoft.com/office/drawing/2016/ink" xmlns:am3d="http://schemas.microsoft.com/office/drawing/2017/model3d" xmlns:o="urn:schemas-microsoft-com:office:office" xmlns:oel="http://schemas.microsoft.com/office/2019/extlst" xmlns:r="http://schemas.openxmlformats.org/officeDocument/2006/relationships" xmlns:m="http://schemas.openxmlformats.org/officeDocument/2006/math" xmlns:v="urn:schemas-microsoft-com:vml" xmlns:wp14="http://schemas.microsoft.com/office/word/2010/wordprocessingDrawing" xmlns:wp="http://schemas.openxmlformats.org/drawingml/2006/wordprocessingDrawing" xmlns:w10="urn:schemas-microsoft-com:office:word" xmlns:w="http://schemas.openxmlformats.org/wordprocessingml/2006/main" xmlns:w14="http://schemas.microsoft.com/office/word/2010/wordml" xmlns:w15="http://schemas.microsoft.com/office/word/2012/wordml" xmlns:w16cex="http://schemas.microsoft.com/office/word/2018/wordml/cex" xmlns:w16cid="http://schemas.microsoft.com/office/word/2016/wordml/cid" xmlns:w16="http://schemas.microsoft.com/office/word/2018/wordml" xmlns:w16sdtdh="http://schemas.microsoft.com/office/word/2020/wordml/sdtdatahash" xmlns:w16se="http://schemas.microsoft.com/office/word/2015/wordml/symex" xmlns:wpg="http://schemas.microsoft.com/office/word/2010/wordprocessingGroup" xmlns:wpi="http://schemas.microsoft.com/office/word/2010/wordprocessingInk" xmlns:wne="http://schemas.microsoft.com/office/word/2006/wordml" xmlns:wps="http://schemas.microsoft.com/office/word/2010/wordprocessingShape" mc:Ignorable="w14 w15 w16se w16cid w16 w16cex w16sdtdh wp14">
+<w:footnotes xmlns:wpc="http://schemas.microsoft.com/office/word/2010/wordprocessingCanvas" xmlns:cx="http://schemas.microsoft.com/office/drawing/2014/chartex" xmlns:cx1="http://schemas.microsoft.com/office/drawing/2015/9/8/chartex" xmlns:cx2="http://schemas.microsoft.com/office/drawing/2015/10/21/chartex" xmlns:cx3="http://schemas.microsoft.com/office/drawing/2016/5/9/chartex" xmlns:cx4="http://schemas.microsoft.com/office/drawing/2016/5/10/chartex" xmlns:cx5="http://schemas.microsoft.com/office/drawing/2016/5/11/chartex" xmlns:cx6="http://schemas.microsoft.com/office/drawing/2016/5/12/chartex" xmlns:cx7="http://schemas.microsoft.com/office/drawing/2016/5/13/chartex" xmlns:cx8="http://schemas.microsoft.com/office/drawing/2016/5/14/chartex" xmlns:mc="http://schemas.openxmlformats.org/markup-compatibility/2006" xmlns:aink="http://schemas.microsoft.com/office/drawing/2016/ink" xmlns:am3d="http://schemas.microsoft.com/office/drawing/2017/model3d" xmlns:o="urn:schemas-microsoft-com:office:office" xmlns:oel="http://schemas.microsoft.com/office/2019/extlst" xmlns:r="http://schemas.openxmlformats.org/officeDocument/2006/relationships" xmlns:m="http://schemas.openxmlformats.org/officeDocument/2006/math" xmlns:v="urn:schemas-microsoft-com:vml" xmlns:wp14="http://schemas.microsoft.com/office/word/2010/wordprocessingDrawing" xmlns:wp="http://schemas.openxmlformats.org/drawingml/2006/wordprocessingDrawing" xmlns:w10="urn:schemas-microsoft-com:office:word" xmlns:w="http://schemas.openxmlformats.org/wordprocessingml/2006/main" xmlns:w14="http://schemas.microsoft.com/office/word/2010/wordml" xmlns:w15="http://schemas.microsoft.com/office/word/2012/wordml" xmlns:w16cex="http://schemas.microsoft.com/office/word/2018/wordml/cex" xmlns:w16cid="http://schemas.microsoft.com/office/word/2016/wordml/cid" xmlns:w16="http://schemas.microsoft.com/office/word/2018/wordml" xmlns:w16du="http://schemas.microsoft.com/office/word/2023/wordml/word16du" xmlns:w16sdtdh="http://schemas.microsoft.com/office/word/2020/wordml/sdtdatahash" xmlns:w16sdtfl="http://schemas.microsoft.com/office/word/2024/wordml/sdtformatlock" xmlns:w16se="http://schemas.microsoft.com/office/word/2015/wordml/symex" xmlns:wpg="http://schemas.microsoft.com/office/word/2010/wordprocessingGroup" xmlns:wpi="http://schemas.microsoft.com/office/word/2010/wordprocessingInk" xmlns:wne="http://schemas.microsoft.com/office/word/2006/wordml" xmlns:wps="http://schemas.microsoft.com/office/word/2010/wordprocessingShape" mc:Ignorable="w14 w15 w16se w16cid w16 w16cex w16sdtdh w16sdtfl w16du wp14">
   <w:footnote w:type="separator" w:id="-1">
     <w:p>
       <w:pPr>
@@ -308,7 +354,7 @@
 </file>
 
 <file path=word/header1.xml><?xml version="1.0" encoding="utf-8"?>
-<w:hdr xmlns:wpc="http://schemas.microsoft.com/office/word/2010/wordprocessingCanvas" xmlns:cx="http://schemas.microsoft.com/office/drawing/2014/chartex" xmlns:cx1="http://schemas.microsoft.com/office/drawing/2015/9/8/chartex" xmlns:cx2="http://schemas.microsoft.com/office/drawing/2015/10/21/chartex" xmlns:cx3="http://schemas.microsoft.com/office/drawing/2016/5/9/chartex" xmlns:cx4="http://schemas.microsoft.com/office/drawing/2016/5/10/chartex" xmlns:cx5="http://schemas.microsoft.com/office/drawing/2016/5/11/chartex" xmlns:cx6="http://schemas.microsoft.com/office/drawing/2016/5/12/chartex" xmlns:cx7="http://schemas.microsoft.com/office/drawing/2016/5/13/chartex" xmlns:cx8="http://schemas.microsoft.com/office/drawing/2016/5/14/chartex" xmlns:mc="http://schemas.openxmlformats.org/markup-compatibility/2006" xmlns:aink="http://schemas.microsoft.com/office/drawing/2016/ink" xmlns:am3d="http://schemas.microsoft.com/office/drawing/2017/model3d" xmlns:o="urn:schemas-microsoft-com:office:office" xmlns:oel="http://schemas.microsoft.com/office/2019/extlst" xmlns:r="http://schemas.openxmlformats.org/officeDocument/2006/relationships" xmlns:m="http://schemas.openxmlformats.org/officeDocument/2006/math" xmlns:v="urn:schemas-microsoft-com:vml" xmlns:wp14="http://schemas.microsoft.com/office/word/2010/wordprocessingDrawing" xmlns:wp="http://schemas.openxmlformats.org/drawingml/2006/wordprocessingDrawing" xmlns:w10="urn:schemas-microsoft-com:office:word" xmlns:w="http://schemas.openxmlformats.org/wordprocessingml/2006/main" xmlns:w14="http://schemas.microsoft.com/office/word/2010/wordml" xmlns:w15="http://schemas.microsoft.com/office/word/2012/wordml" xmlns:w16cex="http://schemas.microsoft.com/office/word/2018/wordml/cex" xmlns:w16cid="http://schemas.microsoft.com/office/word/2016/wordml/cid" xmlns:w16="http://schemas.microsoft.com/office/word/2018/wordml" xmlns:w16sdtdh="http://schemas.microsoft.com/office/word/2020/wordml/sdtdatahash" xmlns:w16se="http://schemas.microsoft.com/office/word/2015/wordml/symex" xmlns:wpg="http://schemas.microsoft.com/office/word/2010/wordprocessingGroup" xmlns:wpi="http://schemas.microsoft.com/office/word/2010/wordprocessingInk" xmlns:wne="http://schemas.microsoft.com/office/word/2006/wordml" xmlns:wps="http://schemas.microsoft.com/office/word/2010/wordprocessingShape" mc:Ignorable="w14 w15 w16se w16cid w16 w16cex w16sdtdh wp14">
+<w:hdr xmlns:wpc="http://schemas.microsoft.com/office/word/2010/wordprocessingCanvas" xmlns:cx="http://schemas.microsoft.com/office/drawing/2014/chartex" xmlns:cx1="http://schemas.microsoft.com/office/drawing/2015/9/8/chartex" xmlns:cx2="http://schemas.microsoft.com/office/drawing/2015/10/21/chartex" xmlns:cx3="http://schemas.microsoft.com/office/drawing/2016/5/9/chartex" xmlns:cx4="http://schemas.microsoft.com/office/drawing/2016/5/10/chartex" xmlns:cx5="http://schemas.microsoft.com/office/drawing/2016/5/11/chartex" xmlns:cx6="http://schemas.microsoft.com/office/drawing/2016/5/12/chartex" xmlns:cx7="http://schemas.microsoft.com/office/drawing/2016/5/13/chartex" xmlns:cx8="http://schemas.microsoft.com/office/drawing/2016/5/14/chartex" xmlns:mc="http://schemas.openxmlformats.org/markup-compatibility/2006" xmlns:aink="http://schemas.microsoft.com/office/drawing/2016/ink" xmlns:am3d="http://schemas.microsoft.com/office/drawing/2017/model3d" xmlns:o="urn:schemas-microsoft-com:office:office" xmlns:oel="http://schemas.microsoft.com/office/2019/extlst" xmlns:r="http://schemas.openxmlformats.org/officeDocument/2006/relationships" xmlns:m="http://schemas.openxmlformats.org/officeDocument/2006/math" xmlns:v="urn:schemas-microsoft-com:vml" xmlns:wp14="http://schemas.microsoft.com/office/word/2010/wordprocessingDrawing" xmlns:wp="http://schemas.openxmlformats.org/drawingml/2006/wordprocessingDrawing" xmlns:w10="urn:schemas-microsoft-com:office:word" xmlns:w="http://schemas.openxmlformats.org/wordprocessingml/2006/main" xmlns:w14="http://schemas.microsoft.com/office/word/2010/wordml" xmlns:w15="http://schemas.microsoft.com/office/word/2012/wordml" xmlns:w16cex="http://schemas.microsoft.com/office/word/2018/wordml/cex" xmlns:w16cid="http://schemas.microsoft.com/office/word/2016/wordml/cid" xmlns:w16="http://schemas.microsoft.com/office/word/2018/wordml" xmlns:w16du="http://schemas.microsoft.com/office/word/2023/wordml/word16du" xmlns:w16sdtdh="http://schemas.microsoft.com/office/word/2020/wordml/sdtdatahash" xmlns:w16sdtfl="http://schemas.microsoft.com/office/word/2024/wordml/sdtformatlock" xmlns:w16se="http://schemas.microsoft.com/office/word/2015/wordml/symex" xmlns:wpg="http://schemas.microsoft.com/office/word/2010/wordprocessingGroup" xmlns:wpi="http://schemas.microsoft.com/office/word/2010/wordprocessingInk" xmlns:wne="http://schemas.microsoft.com/office/word/2006/wordml" xmlns:wps="http://schemas.microsoft.com/office/word/2010/wordprocessingShape" mc:Ignorable="w14 w15 w16se w16cid w16 w16cex w16sdtdh w16sdtfl w16du wp14">
   <w:p>
     <w:pPr>
       <w:pStyle w:val="Header"/>
@@ -318,7 +364,7 @@
 </file>
 
 <file path=word/header2.xml><?xml version="1.0" encoding="utf-8"?>
-<w:hdr xmlns:wpc="http://schemas.microsoft.com/office/word/2010/wordprocessingCanvas" xmlns:cx="http://schemas.microsoft.com/office/drawing/2014/chartex" xmlns:cx1="http://schemas.microsoft.com/office/drawing/2015/9/8/chartex" xmlns:cx2="http://schemas.microsoft.com/office/drawing/2015/10/21/chartex" xmlns:cx3="http://schemas.microsoft.com/office/drawing/2016/5/9/chartex" xmlns:cx4="http://schemas.microsoft.com/office/drawing/2016/5/10/chartex" xmlns:cx5="http://schemas.microsoft.com/office/drawing/2016/5/11/chartex" xmlns:cx6="http://schemas.microsoft.com/office/drawing/2016/5/12/chartex" xmlns:cx7="http://schemas.microsoft.com/office/drawing/2016/5/13/chartex" xmlns:cx8="http://schemas.microsoft.com/office/drawing/2016/5/14/chartex" xmlns:mc="http://schemas.openxmlformats.org/markup-compatibility/2006" xmlns:aink="http://schemas.microsoft.com/office/drawing/2016/ink" xmlns:am3d="http://schemas.microsoft.com/office/drawing/2017/model3d" xmlns:o="urn:schemas-microsoft-com:office:office" xmlns:oel="http://schemas.microsoft.com/office/2019/extlst" xmlns:r="http://schemas.openxmlformats.org/officeDocument/2006/relationships" xmlns:m="http://schemas.openxmlformats.org/officeDocument/2006/math" xmlns:v="urn:schemas-microsoft-com:vml" xmlns:wp14="http://schemas.microsoft.com/office/word/2010/wordprocessingDrawing" xmlns:wp="http://schemas.openxmlformats.org/drawingml/2006/wordprocessingDrawing" xmlns:w10="urn:schemas-microsoft-com:office:word" xmlns:w="http://schemas.openxmlformats.org/wordprocessingml/2006/main" xmlns:w14="http://schemas.microsoft.com/office/word/2010/wordml" xmlns:w15="http://schemas.microsoft.com/office/word/2012/wordml" xmlns:w16cex="http://schemas.microsoft.com/office/word/2018/wordml/cex" xmlns:w16cid="http://schemas.microsoft.com/office/word/2016/wordml/cid" xmlns:w16="http://schemas.microsoft.com/office/word/2018/wordml" xmlns:w16sdtdh="http://schemas.microsoft.com/office/word/2020/wordml/sdtdatahash" xmlns:w16se="http://schemas.microsoft.com/office/word/2015/wordml/symex" xmlns:wpg="http://schemas.microsoft.com/office/word/2010/wordprocessingGroup" xmlns:wpi="http://schemas.microsoft.com/office/word/2010/wordprocessingInk" xmlns:wne="http://schemas.microsoft.com/office/word/2006/wordml" xmlns:wps="http://schemas.microsoft.com/office/word/2010/wordprocessingShape" mc:Ignorable="w14 w15 w16se w16cid w16 w16cex w16sdtdh wp14">
+<w:hdr xmlns:wpc="http://schemas.microsoft.com/office/word/2010/wordprocessingCanvas" xmlns:cx="http://schemas.microsoft.com/office/drawing/2014/chartex" xmlns:cx1="http://schemas.microsoft.com/office/drawing/2015/9/8/chartex" xmlns:cx2="http://schemas.microsoft.com/office/drawing/2015/10/21/chartex" xmlns:cx3="http://schemas.microsoft.com/office/drawing/2016/5/9/chartex" xmlns:cx4="http://schemas.microsoft.com/office/drawing/2016/5/10/chartex" xmlns:cx5="http://schemas.microsoft.com/office/drawing/2016/5/11/chartex" xmlns:cx6="http://schemas.microsoft.com/office/drawing/2016/5/12/chartex" xmlns:cx7="http://schemas.microsoft.com/office/drawing/2016/5/13/chartex" xmlns:cx8="http://schemas.microsoft.com/office/drawing/2016/5/14/chartex" xmlns:mc="http://schemas.openxmlformats.org/markup-compatibility/2006" xmlns:aink="http://schemas.microsoft.com/office/drawing/2016/ink" xmlns:am3d="http://schemas.microsoft.com/office/drawing/2017/model3d" xmlns:o="urn:schemas-microsoft-com:office:office" xmlns:oel="http://schemas.microsoft.com/office/2019/extlst" xmlns:r="http://schemas.openxmlformats.org/officeDocument/2006/relationships" xmlns:m="http://schemas.openxmlformats.org/officeDocument/2006/math" xmlns:v="urn:schemas-microsoft-com:vml" xmlns:wp14="http://schemas.microsoft.com/office/word/2010/wordprocessingDrawing" xmlns:wp="http://schemas.openxmlformats.org/drawingml/2006/wordprocessingDrawing" xmlns:w10="urn:schemas-microsoft-com:office:word" xmlns:w="http://schemas.openxmlformats.org/wordprocessingml/2006/main" xmlns:w14="http://schemas.microsoft.com/office/word/2010/wordml" xmlns:w15="http://schemas.microsoft.com/office/word/2012/wordml" xmlns:w16cex="http://schemas.microsoft.com/office/word/2018/wordml/cex" xmlns:w16cid="http://schemas.microsoft.com/office/word/2016/wordml/cid" xmlns:w16="http://schemas.microsoft.com/office/word/2018/wordml" xmlns:w16du="http://schemas.microsoft.com/office/word/2023/wordml/word16du" xmlns:w16sdtdh="http://schemas.microsoft.com/office/word/2020/wordml/sdtdatahash" xmlns:w16sdtfl="http://schemas.microsoft.com/office/word/2024/wordml/sdtformatlock" xmlns:w16se="http://schemas.microsoft.com/office/word/2015/wordml/symex" xmlns:wpg="http://schemas.microsoft.com/office/word/2010/wordprocessingGroup" xmlns:wpi="http://schemas.microsoft.com/office/word/2010/wordprocessingInk" xmlns:wne="http://schemas.microsoft.com/office/word/2006/wordml" xmlns:wps="http://schemas.microsoft.com/office/word/2010/wordprocessingShape" mc:Ignorable="w14 w15 w16se w16cid w16 w16cex w16sdtdh w16sdtfl w16du wp14">
   <w:p>
     <w:pPr>
       <w:pStyle w:val="Header"/>
@@ -329,7 +375,7 @@
 </file>
 
 <file path=word/header3.xml><?xml version="1.0" encoding="utf-8"?>
-<w:hdr xmlns:wpc="http://schemas.microsoft.com/office/word/2010/wordprocessingCanvas" xmlns:cx="http://schemas.microsoft.com/office/drawing/2014/chartex" xmlns:cx1="http://schemas.microsoft.com/office/drawing/2015/9/8/chartex" xmlns:cx2="http://schemas.microsoft.com/office/drawing/2015/10/21/chartex" xmlns:cx3="http://schemas.microsoft.com/office/drawing/2016/5/9/chartex" xmlns:cx4="http://schemas.microsoft.com/office/drawing/2016/5/10/chartex" xmlns:cx5="http://schemas.microsoft.com/office/drawing/2016/5/11/chartex" xmlns:cx6="http://schemas.microsoft.com/office/drawing/2016/5/12/chartex" xmlns:cx7="http://schemas.microsoft.com/office/drawing/2016/5/13/chartex" xmlns:cx8="http://schemas.microsoft.com/office/drawing/2016/5/14/chartex" xmlns:mc="http://schemas.openxmlformats.org/markup-compatibility/2006" xmlns:aink="http://schemas.microsoft.com/office/drawing/2016/ink" xmlns:am3d="http://schemas.microsoft.com/office/drawing/2017/model3d" xmlns:o="urn:schemas-microsoft-com:office:office" xmlns:oel="http://schemas.microsoft.com/office/2019/extlst" xmlns:r="http://schemas.openxmlformats.org/officeDocument/2006/relationships" xmlns:m="http://schemas.openxmlformats.org/officeDocument/2006/math" xmlns:v="urn:schemas-microsoft-com:vml" xmlns:wp14="http://schemas.microsoft.com/office/word/2010/wordprocessingDrawing" xmlns:wp="http://schemas.openxmlformats.org/drawingml/2006/wordprocessingDrawing" xmlns:w10="urn:schemas-microsoft-com:office:word" xmlns:w="http://schemas.openxmlformats.org/wordprocessingml/2006/main" xmlns:w14="http://schemas.microsoft.com/office/word/2010/wordml" xmlns:w15="http://schemas.microsoft.com/office/word/2012/wordml" xmlns:w16cex="http://schemas.microsoft.com/office/word/2018/wordml/cex" xmlns:w16cid="http://schemas.microsoft.com/office/word/2016/wordml/cid" xmlns:w16="http://schemas.microsoft.com/office/word/2018/wordml" xmlns:w16sdtdh="http://schemas.microsoft.com/office/word/2020/wordml/sdtdatahash" xmlns:w16se="http://schemas.microsoft.com/office/word/2015/wordml/symex" xmlns:wpg="http://schemas.microsoft.com/office/word/2010/wordprocessingGroup" xmlns:wpi="http://schemas.microsoft.com/office/word/2010/wordprocessingInk" xmlns:wne="http://schemas.microsoft.com/office/word/2006/wordml" xmlns:wps="http://schemas.microsoft.com/office/word/2010/wordprocessingShape" mc:Ignorable="w14 w15 w16se w16cid w16 w16cex w16sdtdh wp14">
+<w:hdr xmlns:wpc="http://schemas.microsoft.com/office/word/2010/wordprocessingCanvas" xmlns:cx="http://schemas.microsoft.com/office/drawing/2014/chartex" xmlns:cx1="http://schemas.microsoft.com/office/drawing/2015/9/8/chartex" xmlns:cx2="http://schemas.microsoft.com/office/drawing/2015/10/21/chartex" xmlns:cx3="http://schemas.microsoft.com/office/drawing/2016/5/9/chartex" xmlns:cx4="http://schemas.microsoft.com/office/drawing/2016/5/10/chartex" xmlns:cx5="http://schemas.microsoft.com/office/drawing/2016/5/11/chartex" xmlns:cx6="http://schemas.microsoft.com/office/drawing/2016/5/12/chartex" xmlns:cx7="http://schemas.microsoft.com/office/drawing/2016/5/13/chartex" xmlns:cx8="http://schemas.microsoft.com/office/drawing/2016/5/14/chartex" xmlns:mc="http://schemas.openxmlformats.org/markup-compatibility/2006" xmlns:aink="http://schemas.microsoft.com/office/drawing/2016/ink" xmlns:am3d="http://schemas.microsoft.com/office/drawing/2017/model3d" xmlns:o="urn:schemas-microsoft-com:office:office" xmlns:oel="http://schemas.microsoft.com/office/2019/extlst" xmlns:r="http://schemas.openxmlformats.org/officeDocument/2006/relationships" xmlns:m="http://schemas.openxmlformats.org/officeDocument/2006/math" xmlns:v="urn:schemas-microsoft-com:vml" xmlns:wp14="http://schemas.microsoft.com/office/word/2010/wordprocessingDrawing" xmlns:wp="http://schemas.openxmlformats.org/drawingml/2006/wordprocessingDrawing" xmlns:w10="urn:schemas-microsoft-com:office:word" xmlns:w="http://schemas.openxmlformats.org/wordprocessingml/2006/main" xmlns:w14="http://schemas.microsoft.com/office/word/2010/wordml" xmlns:w15="http://schemas.microsoft.com/office/word/2012/wordml" xmlns:w16cex="http://schemas.microsoft.com/office/word/2018/wordml/cex" xmlns:w16cid="http://schemas.microsoft.com/office/word/2016/wordml/cid" xmlns:w16="http://schemas.microsoft.com/office/word/2018/wordml" xmlns:w16du="http://schemas.microsoft.com/office/word/2023/wordml/word16du" xmlns:w16sdtdh="http://schemas.microsoft.com/office/word/2020/wordml/sdtdatahash" xmlns:w16sdtfl="http://schemas.microsoft.com/office/word/2024/wordml/sdtformatlock" xmlns:w16se="http://schemas.microsoft.com/office/word/2015/wordml/symex" xmlns:wpg="http://schemas.microsoft.com/office/word/2010/wordprocessingGroup" xmlns:wpi="http://schemas.microsoft.com/office/word/2010/wordprocessingInk" xmlns:wne="http://schemas.microsoft.com/office/word/2006/wordml" xmlns:wps="http://schemas.microsoft.com/office/word/2010/wordprocessingShape" mc:Ignorable="w14 w15 w16se w16cid w16 w16cex w16sdtdh w16sdtfl w16du wp14">
   <w:p>
     <w:pPr>
       <w:pStyle w:val="Header"/>
@@ -338,7 +384,7 @@
     <w:r>
       <w:tab/>
       <w:tab/>
-      <w:t>2026-06-17</w:t>
+      <w:t>2026-06-18</w:t>
       <w:br/>
       <w:br/>
     </w:r>
@@ -351,7 +397,7 @@
 </file>
 
 <file path=word/numbering.xml><?xml version="1.0" encoding="utf-8"?>
-<w:numbering xmlns:wpc="http://schemas.microsoft.com/office/word/2010/wordprocessingCanvas" xmlns:cx="http://schemas.microsoft.com/office/drawing/2014/chartex" xmlns:cx1="http://schemas.microsoft.com/office/drawing/2015/9/8/chartex" xmlns:cx2="http://schemas.microsoft.com/office/drawing/2015/10/21/chartex" xmlns:cx3="http://schemas.microsoft.com/office/drawing/2016/5/9/chartex" xmlns:cx4="http://schemas.microsoft.com/office/drawing/2016/5/10/chartex" xmlns:cx5="http://schemas.microsoft.com/office/drawing/2016/5/11/chartex" xmlns:cx6="http://schemas.microsoft.com/office/drawing/2016/5/12/chartex" xmlns:cx7="http://schemas.microsoft.com/office/drawing/2016/5/13/chartex" xmlns:cx8="http://schemas.microsoft.com/office/drawing/2016/5/14/chartex" xmlns:mc="http://schemas.openxmlformats.org/markup-compatibility/2006" xmlns:aink="http://schemas.microsoft.com/office/drawing/2016/ink" xmlns:am3d="http://schemas.microsoft.com/office/drawing/2017/model3d" xmlns:o="urn:schemas-microsoft-com:office:office" xmlns:oel="http://schemas.microsoft.com/office/2019/extlst" xmlns:r="http://schemas.openxmlformats.org/officeDocument/2006/relationships" xmlns:m="http://schemas.openxmlformats.org/officeDocument/2006/math" xmlns:v="urn:schemas-microsoft-com:vml" xmlns:wp14="http://schemas.microsoft.com/office/word/2010/wordprocessingDrawing" xmlns:wp="http://schemas.openxmlformats.org/drawingml/2006/wordprocessingDrawing" xmlns:w10="urn:schemas-microsoft-com:office:word" xmlns:w="http://schemas.openxmlformats.org/wordprocessingml/2006/main" xmlns:w14="http://schemas.microsoft.com/office/word/2010/wordml" xmlns:w15="http://schemas.microsoft.com/office/word/2012/wordml" xmlns:w16cex="http://schemas.microsoft.com/office/word/2018/wordml/cex" xmlns:w16cid="http://schemas.microsoft.com/office/word/2016/wordml/cid" xmlns:w16="http://schemas.microsoft.com/office/word/2018/wordml" xmlns:w16sdtdh="http://schemas.microsoft.com/office/word/2020/wordml/sdtdatahash" xmlns:w16se="http://schemas.microsoft.com/office/word/2015/wordml/symex" xmlns:wpg="http://schemas.microsoft.com/office/word/2010/wordprocessingGroup" xmlns:wpi="http://schemas.microsoft.com/office/word/2010/wordprocessingInk" xmlns:wne="http://schemas.microsoft.com/office/word/2006/wordml" xmlns:wps="http://schemas.microsoft.com/office/word/2010/wordprocessingShape" mc:Ignorable="w14 w15 w16se w16cid w16 w16cex w16sdtdh wp14">
+<w:numbering xmlns:wpc="http://schemas.microsoft.com/office/word/2010/wordprocessingCanvas" xmlns:cx="http://schemas.microsoft.com/office/drawing/2014/chartex" xmlns:cx1="http://schemas.microsoft.com/office/drawing/2015/9/8/chartex" xmlns:cx2="http://schemas.microsoft.com/office/drawing/2015/10/21/chartex" xmlns:cx3="http://schemas.microsoft.com/office/drawing/2016/5/9/chartex" xmlns:cx4="http://schemas.microsoft.com/office/drawing/2016/5/10/chartex" xmlns:cx5="http://schemas.microsoft.com/office/drawing/2016/5/11/chartex" xmlns:cx6="http://schemas.microsoft.com/office/drawing/2016/5/12/chartex" xmlns:cx7="http://schemas.microsoft.com/office/drawing/2016/5/13/chartex" xmlns:cx8="http://schemas.microsoft.com/office/drawing/2016/5/14/chartex" xmlns:mc="http://schemas.openxmlformats.org/markup-compatibility/2006" xmlns:aink="http://schemas.microsoft.com/office/drawing/2016/ink" xmlns:am3d="http://schemas.microsoft.com/office/drawing/2017/model3d" xmlns:o="urn:schemas-microsoft-com:office:office" xmlns:oel="http://schemas.microsoft.com/office/2019/extlst" xmlns:r="http://schemas.openxmlformats.org/officeDocument/2006/relationships" xmlns:m="http://schemas.openxmlformats.org/officeDocument/2006/math" xmlns:v="urn:schemas-microsoft-com:vml" xmlns:wp14="http://schemas.microsoft.com/office/word/2010/wordprocessingDrawing" xmlns:wp="http://schemas.openxmlformats.org/drawingml/2006/wordprocessingDrawing" xmlns:w10="urn:schemas-microsoft-com:office:word" xmlns:w="http://schemas.openxmlformats.org/wordprocessingml/2006/main" xmlns:w14="http://schemas.microsoft.com/office/word/2010/wordml" xmlns:w15="http://schemas.microsoft.com/office/word/2012/wordml" xmlns:w16cex="http://schemas.microsoft.com/office/word/2018/wordml/cex" xmlns:w16cid="http://schemas.microsoft.com/office/word/2016/wordml/cid" xmlns:w16="http://schemas.microsoft.com/office/word/2018/wordml" xmlns:w16du="http://schemas.microsoft.com/office/word/2023/wordml/word16du" xmlns:w16sdtdh="http://schemas.microsoft.com/office/word/2020/wordml/sdtdatahash" xmlns:w16sdtfl="http://schemas.microsoft.com/office/word/2024/wordml/sdtformatlock" xmlns:w16se="http://schemas.microsoft.com/office/word/2015/wordml/symex" xmlns:wpg="http://schemas.microsoft.com/office/word/2010/wordprocessingGroup" xmlns:wpi="http://schemas.microsoft.com/office/word/2010/wordprocessingInk" xmlns:wne="http://schemas.microsoft.com/office/word/2006/wordml" xmlns:wps="http://schemas.microsoft.com/office/word/2010/wordprocessingShape" mc:Ignorable="w14 w15 w16se w16cid w16 w16cex w16sdtdh w16sdtfl w16du wp14">
   <w:abstractNum w:abstractNumId="0" w15:restartNumberingAfterBreak="0">
     <w:nsid w:val="FFFFFF7C"/>
     <w:multiLevelType w:val="singleLevel"/>
@@ -554,7 +600,7 @@
 </file>
 
 <file path=word/styles.xml><?xml version="1.0" encoding="utf-8"?>
-<w:styles xmlns:mc="http://schemas.openxmlformats.org/markup-compatibility/2006" xmlns:r="http://schemas.openxmlformats.org/officeDocument/2006/relationships" xmlns:w="http://schemas.openxmlformats.org/wordprocessingml/2006/main" xmlns:w14="http://schemas.microsoft.com/office/word/2010/wordml" xmlns:w15="http://schemas.microsoft.com/office/word/2012/wordml" xmlns:w16cex="http://schemas.microsoft.com/office/word/2018/wordml/cex" xmlns:w16cid="http://schemas.microsoft.com/office/word/2016/wordml/cid" xmlns:w16="http://schemas.microsoft.com/office/word/2018/wordml" xmlns:w16sdtdh="http://schemas.microsoft.com/office/word/2020/wordml/sdtdatahash" xmlns:w16se="http://schemas.microsoft.com/office/word/2015/wordml/symex" mc:Ignorable="w14 w15 w16se w16cid w16 w16cex w16sdtdh">
+<w:styles xmlns:mc="http://schemas.openxmlformats.org/markup-compatibility/2006" xmlns:r="http://schemas.openxmlformats.org/officeDocument/2006/relationships" xmlns:w="http://schemas.openxmlformats.org/wordprocessingml/2006/main" xmlns:w14="http://schemas.microsoft.com/office/word/2010/wordml" xmlns:w15="http://schemas.microsoft.com/office/word/2012/wordml" xmlns:w16cex="http://schemas.microsoft.com/office/word/2018/wordml/cex" xmlns:w16cid="http://schemas.microsoft.com/office/word/2016/wordml/cid" xmlns:w16="http://schemas.microsoft.com/office/word/2018/wordml" xmlns:w16du="http://schemas.microsoft.com/office/word/2023/wordml/word16du" xmlns:w16sdtdh="http://schemas.microsoft.com/office/word/2020/wordml/sdtdatahash" xmlns:w16sdtfl="http://schemas.microsoft.com/office/word/2024/wordml/sdtformatlock" xmlns:w16se="http://schemas.microsoft.com/office/word/2015/wordml/symex" mc:Ignorable="w14 w15 w16se w16cid w16 w16cex w16sdtdh w16sdtfl w16du">
   <w:docDefaults>
     <w:rPrDefault>
       <w:rPr>
@@ -1312,7 +1358,7 @@
     <w:link w:val="TitleChar"/>
     <w:uiPriority w:val="10"/>
     <w:qFormat/>
-    <w:rsid w:val="007106C8"/>
+    <w:rsid w:val="00E854FA"/>
     <w:pPr>
       <w:spacing w:after="300" w:line="240" w:lineRule="auto"/>
       <w:contextualSpacing/>
@@ -1322,7 +1368,7 @@
       <w:rFonts w:eastAsiaTheme="majorEastAsia" w:cstheme="majorBidi"/>
       <w:spacing w:val="5"/>
       <w:kern w:val="28"/>
-      <w:sz w:val="52"/>
+      <w:sz w:val="40"/>
       <w:szCs w:val="52"/>
       <w:lang w:val="sv-SE" w:eastAsia="en-US" w:bidi="ar-SA"/>
     </w:rPr>
@@ -1332,12 +1378,12 @@
     <w:basedOn w:val="DefaultParagraphFont"/>
     <w:link w:val="Title"/>
     <w:uiPriority w:val="10"/>
-    <w:rsid w:val="007106C8"/>
+    <w:rsid w:val="00E854FA"/>
     <w:rPr>
       <w:rFonts w:ascii="Times New Roman" w:eastAsiaTheme="majorEastAsia" w:hAnsi="Times New Roman" w:cstheme="majorBidi"/>
       <w:spacing w:val="5"/>
       <w:kern w:val="28"/>
-      <w:sz w:val="52"/>
+      <w:sz w:val="40"/>
       <w:szCs w:val="52"/>
       <w:lang w:val="sv-SE" w:eastAsia="en-US" w:bidi="ar-SA"/>
     </w:rPr>

--- a/tillsyn/A 23257-2026 tillsynsbegäran.docx
+++ b/tillsyn/A 23257-2026 tillsynsbegäran.docx
@@ -384,7 +384,7 @@
     <w:r>
       <w:tab/>
       <w:tab/>
-      <w:t>2026-06-18</w:t>
+      <w:t>2026-06-19</w:t>
       <w:br/>
       <w:br/>
     </w:r>

--- a/tillsyn/A 23257-2026 tillsynsbegäran.docx
+++ b/tillsyn/A 23257-2026 tillsynsbegäran.docx
@@ -384,7 +384,7 @@
     <w:r>
       <w:tab/>
       <w:tab/>
-      <w:t>2026-06-19</w:t>
+      <w:t>2026-06-20</w:t>
       <w:br/>
       <w:br/>
     </w:r>

--- a/tillsyn/A 23257-2026 tillsynsbegäran.docx
+++ b/tillsyn/A 23257-2026 tillsynsbegäran.docx
@@ -12,10 +12,7 @@
     </w:p>
     <w:p>
       <w:r>
-        <w:t>Detta dokument behandlar höga naturvärden i avverkningsanmälan A 23257-2026 i Gävle kommun som inkom 2026-05-20 och omfattar 42,1 ha.</w:t>
-      </w:r>
-      <w:r>
-        <w:t xml:space="preserve"> I Figur 1 visas fyndplatser för naturvårdsarter i området, som finns registrerade på Artportalen.</w:t>
+        <w:t>Denna tillsynsbegäran behandlar höga naturvärden i avverkningsanmälan A 23257-2026 i Gävle kommun som inkom 2026-05-20 och omfattar 42,1 ha.</w:t>
       </w:r>
     </w:p>
     <w:p>
@@ -63,7 +60,20 @@
         <w:spacing w:after="240"/>
       </w:pPr>
       <w:r>
-        <w:t>Figur 1. Fyndplatser för naturvårdsarter i avverkningsanmälan (röd linje). Inom parentes anges rödlistekategorier, S för signalarter, Tför typiska arter och fridlysningsparagrafer i artskyddsförordningen.Markörer utan svart kant är placerade på fyndplatsen. Markörer med svart kant är placerade vid sidan av fyndplatsen och har ett svart streck som visar fyndplatsens exakta position. Kartans mittpunktskoordinat är N 6757027, E 606928 i SWEREF 99 TM.</w:t>
+        <w:t>Figur 1. Fyndplatser för naturvårdsarter i avverkningsanmälan. Markörer utan svart kant är placerade på fyndplatsen. Markörer med svart kant är placerade vid sidan av fyndplatsen har ett svart streck som visar fyndplatsens exakta position. Kartans mittpunktskoordinat är N 6757027, E 606928 i SWEREF 99 TM.</w:t>
+      </w:r>
+    </w:p>
+    <w:p>
+      <w:r>
+        <w:t>I avverkningsanmälan finns fynd av 2 naturvårdsarter, varav 1 är rödlistad, 1 är fridlyst och 1 är typisk (T): kattfotslav (NT, T) och havsörn (§4). Se Figur 1.</w:t>
+      </w:r>
+    </w:p>
+    <w:p>
+      <w:pPr>
+        <w:pStyle w:val="Heading1"/>
+      </w:pPr>
+      <w:r>
+        <w:t>Tillsynsbegäran</w:t>
       </w:r>
     </w:p>
     <w:p>
@@ -77,77 +87,16 @@
       </w:r>
     </w:p>
     <w:p>
-      <w:r>
-        <w:t>Nedan beskrivs fynd av naturvårdsarter och fridlysta arter som gjorts i det avverkningsanmälda området. I BILAGA 1 finns artfakta om fridlysta arter.</w:t>
-      </w:r>
-    </w:p>
-    <w:p>
       <w:pPr>
         <w:pStyle w:val="Heading1"/>
       </w:pPr>
       <w:r>
-        <w:t>Naturvårdsarter</w:t>
+        <w:t>Naturvårdsarter och fridlysta arter</w:t>
       </w:r>
     </w:p>
     <w:p>
       <w:r>
-        <w:t>I avverkningsanmälan har följande 2 naturvårdsarter hittats: kattfotslav (NT, T) och havsörn (§4). Av dessa är 1 rödlistade. För rödlistade arter har rödlistekategorin angivits inom parentes. Typiska arter inom Natura 2000 som är kopplade till skogsekosystem har markerats med (T). För fridlysta arter anges även paragrafen i Artskyddsförordningen som arten är fridlyst enligt.</w:t>
-      </w:r>
-    </w:p>
-    <w:p>
-      <w:r>
-        <w:t>De påträffade naturvårdsarterna är ett tydligt kvitto på att det rör sig om en skog med höga naturvärden.</w:t>
-      </w:r>
-    </w:p>
-    <w:p>
-      <w:pPr>
-        <w:pStyle w:val="Heading2"/>
-      </w:pPr>
-      <w:r>
-        <w:t>Fridlysta arter</w:t>
-      </w:r>
-    </w:p>
-    <w:p>
-      <w:r>
-        <w:t>Följande fridlysta arter har sina livsmiljöer och växtplatser i den avverkningsanmälda skogen: havsörn (§4).</w:t>
-      </w:r>
-    </w:p>
-    <w:p>
-      <w:r>
-        <w:t xml:space="preserve">Observera att medlemsländerna är skyldiga att agera i enlighet med EU:s fågeldirektiv där det uttryckligen står att direktivet gäller för fåglar samt för deras ägg, bon och </w:t>
-      </w:r>
-      <w:r>
-        <w:rPr>
-          <w:b/>
-        </w:rPr>
-        <w:t xml:space="preserve">livsmiljöer </w:t>
-      </w:r>
-      <w:r>
-        <w:t>(artikel 1). Vidare att de åtgärder som vidtas inte får leda till en försämring av den nuvarande situationen beträffande bevarandet av de fågelarter som avses i artikel 1 (artikel 13). Fågeldirektivet är styrande för tillsynsansvariga myndigheters ärendehantering, ställningstaganden och beslutsfattande.</w:t>
-      </w:r>
-    </w:p>
-    <w:p>
-      <w:r>
-        <w:rPr>
-          <w:b/>
-        </w:rPr>
-        <w:t>Havsörn (§4)</w:t>
-      </w:r>
-      <w:r>
-        <w:t xml:space="preserve"> omfattas av bilaga 1 EU:s fågeldirektiv. Skyddandet av befintliga bon måste upprätthållas och i samband med skogsavverkning bör en skyddszon på minst 100 meters radie runt boplatsen lämnas intakt. Under häckningsperioden (1 januari till 15 augusti) är havsörnen störningskänslig och inga skogsbruksåtgärder eller annan störande verksamhet får förekomma närmare än 500 m från boet under den tiden. För att åstadkomma en succession av lämpliga boträd för kommande generationer av havsörnar behöver ett betydligt större antal s.k. evighetsträd sparas vid avverkningar redan idag (SLU Artdatabanken, 2026; Skogsstyrelsen, 2016).</w:t>
-      </w:r>
-    </w:p>
-    <w:p>
-      <w:r>
-        <w:t>I BILAGA 1 finns mer detaljerad information om ekologi samt krav på livsmiljö hos fridlysta arter.</w:t>
-      </w:r>
-    </w:p>
-    <w:p>
-      <w:pPr>
-        <w:pStyle w:val="Heading2"/>
-      </w:pPr>
-      <w:r>
-        <w:t>Övriga naturvårdsarter</w:t>
+        <w:t>Nedan följer beskrivningar av de naturvårdsarter och fridlysta arter som har sina livsmiljöer och växtplatser i den avverkningsanmälda skogen. Se även ytterligare artfakta i BILAGA 1. De påträffade naturvårdsarterna är ett tydligt kvitto på att det rör sig om en skog med höga naturvärden.</w:t>
       </w:r>
     </w:p>
     <w:p>
@@ -177,6 +126,39 @@
       </w:r>
       <w:r>
         <w:t xml:space="preserve"> (Nitare &amp; Skogsstyrelsen, 2019; SLU Artdatabanken, 2026).</w:t>
+      </w:r>
+    </w:p>
+    <w:p>
+      <w:r>
+        <w:rPr>
+          <w:b/>
+        </w:rPr>
+        <w:t>Havsörn (§4)</w:t>
+      </w:r>
+      <w:r>
+        <w:t xml:space="preserve"> omfattas av bilaga 1 EU:s fågeldirektiv. Skyddandet av befintliga bon måste upprätthållas och i samband med skogsavverkning bör en skyddszon på minst 100 meters radie runt boplatsen lämnas intakt. Under häckningsperioden (1 januari till 15 augusti) är havsörnen störningskänslig och inga skogsbruksåtgärder eller annan störande verksamhet får förekomma närmare än 500 m från boet under den tiden. För att åstadkomma en succession av lämpliga boträd för kommande generationer av havsörnar behöver ett betydligt större antal s.k. evighetsträd sparas vid avverkningar redan idag (SLU Artdatabanken, 2026; Skogsstyrelsen, 2016).</w:t>
+      </w:r>
+    </w:p>
+    <w:p>
+      <w:pPr>
+        <w:pStyle w:val="Heading1"/>
+      </w:pPr>
+      <w:r>
+        <w:t>EU:s fågeldirektiv</w:t>
+      </w:r>
+    </w:p>
+    <w:p>
+      <w:r>
+        <w:t xml:space="preserve">Europeiska unionens medlemsländer är skyldiga att agera i enlighet med EU:s fågeldirektiv där det uttryckligen står att direktivet gäller för fåglar samt för deras ägg, bon och </w:t>
+      </w:r>
+      <w:r>
+        <w:rPr>
+          <w:b/>
+        </w:rPr>
+        <w:t xml:space="preserve">livsmiljöer </w:t>
+      </w:r>
+      <w:r>
+        <w:t>(artikel 1). Vidare att de åtgärder som vidtas inte får leda till en försämring av den nuvarande situationen beträffande bevarandet av de fågelarter som avses i artikel 1 (artikel 13). Fågeldirektivet är styrande för tillsynsansvariga myndigheters ärendehantering, ställningstaganden och beslutsfattande.</w:t>
       </w:r>
     </w:p>
     <w:p>
@@ -384,7 +366,7 @@
     <w:r>
       <w:tab/>
       <w:tab/>
-      <w:t>2026-06-20</w:t>
+      <w:t>2026-06-21</w:t>
       <w:br/>
       <w:br/>
     </w:r>

--- a/tillsyn/A 23257-2026 tillsynsbegäran.docx
+++ b/tillsyn/A 23257-2026 tillsynsbegäran.docx
@@ -366,7 +366,7 @@
     <w:r>
       <w:tab/>
       <w:tab/>
-      <w:t>2026-06-21</w:t>
+      <w:t>2026-06-22</w:t>
       <w:br/>
       <w:br/>
     </w:r>

--- a/tillsyn/A 23257-2026 tillsynsbegäran.docx
+++ b/tillsyn/A 23257-2026 tillsynsbegäran.docx
@@ -366,7 +366,7 @@
     <w:r>
       <w:tab/>
       <w:tab/>
-      <w:t>2026-06-22</w:t>
+      <w:t>2026-06-23</w:t>
       <w:br/>
       <w:br/>
     </w:r>

--- a/tillsyn/A 23257-2026 tillsynsbegäran.docx
+++ b/tillsyn/A 23257-2026 tillsynsbegäran.docx
@@ -366,7 +366,7 @@
     <w:r>
       <w:tab/>
       <w:tab/>
-      <w:t>2026-06-23</w:t>
+      <w:t>2026-06-24</w:t>
       <w:br/>
       <w:br/>
     </w:r>

--- a/tillsyn/A 23257-2026 tillsynsbegäran.docx
+++ b/tillsyn/A 23257-2026 tillsynsbegäran.docx
@@ -366,7 +366,7 @@
     <w:r>
       <w:tab/>
       <w:tab/>
-      <w:t>2026-06-24</w:t>
+      <w:t>2026-06-25</w:t>
       <w:br/>
       <w:br/>
     </w:r>

--- a/tillsyn/A 23257-2026 tillsynsbegäran.docx
+++ b/tillsyn/A 23257-2026 tillsynsbegäran.docx
@@ -366,7 +366,7 @@
     <w:r>
       <w:tab/>
       <w:tab/>
-      <w:t>2026-06-25</w:t>
+      <w:t>2026-06-26</w:t>
       <w:br/>
       <w:br/>
     </w:r>

--- a/tillsyn/A 23257-2026 tillsynsbegäran.docx
+++ b/tillsyn/A 23257-2026 tillsynsbegäran.docx
@@ -366,7 +366,7 @@
     <w:r>
       <w:tab/>
       <w:tab/>
-      <w:t>2026-06-26</w:t>
+      <w:t>2026-06-27</w:t>
       <w:br/>
       <w:br/>
     </w:r>

--- a/tillsyn/A 23257-2026 tillsynsbegäran.docx
+++ b/tillsyn/A 23257-2026 tillsynsbegäran.docx
@@ -366,7 +366,7 @@
     <w:r>
       <w:tab/>
       <w:tab/>
-      <w:t>2026-06-27</w:t>
+      <w:t>2026-06-28</w:t>
       <w:br/>
       <w:br/>
     </w:r>

--- a/tillsyn/A 23257-2026 tillsynsbegäran.docx
+++ b/tillsyn/A 23257-2026 tillsynsbegäran.docx
@@ -366,7 +366,7 @@
     <w:r>
       <w:tab/>
       <w:tab/>
-      <w:t>2026-06-28</w:t>
+      <w:t>2026-06-29</w:t>
       <w:br/>
       <w:br/>
     </w:r>

--- a/tillsyn/A 23257-2026 tillsynsbegäran.docx
+++ b/tillsyn/A 23257-2026 tillsynsbegäran.docx
@@ -366,7 +366,7 @@
     <w:r>
       <w:tab/>
       <w:tab/>
-      <w:t>2026-06-29</w:t>
+      <w:t>2026-06-30</w:t>
       <w:br/>
       <w:br/>
     </w:r>

--- a/tillsyn/A 23257-2026 tillsynsbegäran.docx
+++ b/tillsyn/A 23257-2026 tillsynsbegäran.docx
@@ -366,7 +366,7 @@
     <w:r>
       <w:tab/>
       <w:tab/>
-      <w:t>2026-06-30</w:t>
+      <w:t>2026-07-01</w:t>
       <w:br/>
       <w:br/>
     </w:r>

--- a/tillsyn/A 23257-2026 tillsynsbegäran.docx
+++ b/tillsyn/A 23257-2026 tillsynsbegäran.docx
@@ -366,7 +366,7 @@
     <w:r>
       <w:tab/>
       <w:tab/>
-      <w:t>2026-07-01</w:t>
+      <w:t>2026-07-02</w:t>
       <w:br/>
       <w:br/>
     </w:r>

--- a/tillsyn/A 23257-2026 tillsynsbegäran.docx
+++ b/tillsyn/A 23257-2026 tillsynsbegäran.docx
@@ -366,7 +366,7 @@
     <w:r>
       <w:tab/>
       <w:tab/>
-      <w:t>2026-07-13</w:t>
+      <w:t>2026-07-14</w:t>
       <w:br/>
       <w:br/>
     </w:r>

--- a/tillsyn/A 23257-2026 tillsynsbegäran.docx
+++ b/tillsyn/A 23257-2026 tillsynsbegäran.docx
@@ -366,7 +366,7 @@
     <w:r>
       <w:tab/>
       <w:tab/>
-      <w:t>2026-07-14</w:t>
+      <w:t>2026-07-15</w:t>
       <w:br/>
       <w:br/>
     </w:r>

--- a/tillsyn/A 23257-2026 tillsynsbegäran.docx
+++ b/tillsyn/A 23257-2026 tillsynsbegäran.docx
@@ -366,7 +366,7 @@
     <w:r>
       <w:tab/>
       <w:tab/>
-      <w:t>2026-07-15</w:t>
+      <w:t>2026-07-16</w:t>
       <w:br/>
       <w:br/>
     </w:r>

--- a/tillsyn/A 23257-2026 tillsynsbegäran.docx
+++ b/tillsyn/A 23257-2026 tillsynsbegäran.docx
@@ -366,7 +366,7 @@
     <w:r>
       <w:tab/>
       <w:tab/>
-      <w:t>2026-07-16</w:t>
+      <w:t>2026-07-17</w:t>
       <w:br/>
       <w:br/>
     </w:r>

--- a/tillsyn/A 23257-2026 tillsynsbegäran.docx
+++ b/tillsyn/A 23257-2026 tillsynsbegäran.docx
@@ -366,7 +366,7 @@
     <w:r>
       <w:tab/>
       <w:tab/>
-      <w:t>2026-07-17</w:t>
+      <w:t>2026-07-18</w:t>
       <w:br/>
       <w:br/>
     </w:r>

--- a/tillsyn/A 23257-2026 tillsynsbegäran.docx
+++ b/tillsyn/A 23257-2026 tillsynsbegäran.docx
@@ -366,7 +366,7 @@
     <w:r>
       <w:tab/>
       <w:tab/>
-      <w:t>2026-07-18</w:t>
+      <w:t>2026-07-19</w:t>
       <w:br/>
       <w:br/>
     </w:r>

--- a/tillsyn/A 23257-2026 tillsynsbegäran.docx
+++ b/tillsyn/A 23257-2026 tillsynsbegäran.docx
@@ -366,7 +366,7 @@
     <w:r>
       <w:tab/>
       <w:tab/>
-      <w:t>2026-07-19</w:t>
+      <w:t>2026-07-20</w:t>
       <w:br/>
       <w:br/>
     </w:r>

--- a/tillsyn/A 23257-2026 tillsynsbegäran.docx
+++ b/tillsyn/A 23257-2026 tillsynsbegäran.docx
@@ -366,7 +366,7 @@
     <w:r>
       <w:tab/>
       <w:tab/>
-      <w:t>2026-07-20</w:t>
+      <w:t>2026-07-21</w:t>
       <w:br/>
       <w:br/>
     </w:r>

--- a/tillsyn/A 23257-2026 tillsynsbegäran.docx
+++ b/tillsyn/A 23257-2026 tillsynsbegäran.docx
@@ -366,7 +366,7 @@
     <w:r>
       <w:tab/>
       <w:tab/>
-      <w:t>2026-07-21</w:t>
+      <w:t>2026-07-22</w:t>
       <w:br/>
       <w:br/>
     </w:r>

--- a/tillsyn/A 23257-2026 tillsynsbegäran.docx
+++ b/tillsyn/A 23257-2026 tillsynsbegäran.docx
@@ -366,7 +366,7 @@
     <w:r>
       <w:tab/>
       <w:tab/>
-      <w:t>2026-07-22</w:t>
+      <w:t>2026-07-23</w:t>
       <w:br/>
       <w:br/>
     </w:r>

--- a/tillsyn/A 23257-2026 tillsynsbegäran.docx
+++ b/tillsyn/A 23257-2026 tillsynsbegäran.docx
@@ -366,7 +366,7 @@
     <w:r>
       <w:tab/>
       <w:tab/>
-      <w:t>2026-07-23</w:t>
+      <w:t>2026-07-24</w:t>
       <w:br/>
       <w:br/>
     </w:r>

--- a/tillsyn/A 23257-2026 tillsynsbegäran.docx
+++ b/tillsyn/A 23257-2026 tillsynsbegäran.docx
@@ -366,7 +366,7 @@
     <w:r>
       <w:tab/>
       <w:tab/>
-      <w:t>2026-07-24</w:t>
+      <w:t>2026-07-25</w:t>
       <w:br/>
       <w:br/>
     </w:r>

--- a/tillsyn/A 23257-2026 tillsynsbegäran.docx
+++ b/tillsyn/A 23257-2026 tillsynsbegäran.docx
@@ -366,7 +366,7 @@
     <w:r>
       <w:tab/>
       <w:tab/>
-      <w:t>2026-07-25</w:t>
+      <w:t>2026-07-26</w:t>
       <w:br/>
       <w:br/>
     </w:r>

--- a/tillsyn/A 23257-2026 tillsynsbegäran.docx
+++ b/tillsyn/A 23257-2026 tillsynsbegäran.docx
@@ -366,7 +366,7 @@
     <w:r>
       <w:tab/>
       <w:tab/>
-      <w:t>2026-07-26</w:t>
+      <w:t>2026-07-27</w:t>
       <w:br/>
       <w:br/>
     </w:r>

--- a/tillsyn/A 23257-2026 tillsynsbegäran.docx
+++ b/tillsyn/A 23257-2026 tillsynsbegäran.docx
@@ -366,7 +366,7 @@
     <w:r>
       <w:tab/>
       <w:tab/>
-      <w:t>2026-07-27</w:t>
+      <w:t>2026-07-28</w:t>
       <w:br/>
       <w:br/>
     </w:r>

--- a/tillsyn/A 23257-2026 tillsynsbegäran.docx
+++ b/tillsyn/A 23257-2026 tillsynsbegäran.docx
@@ -366,7 +366,7 @@
     <w:r>
       <w:tab/>
       <w:tab/>
-      <w:t>2026-07-28</w:t>
+      <w:t>2026-07-29</w:t>
       <w:br/>
       <w:br/>
     </w:r>

--- a/tillsyn/A 23257-2026 tillsynsbegäran.docx
+++ b/tillsyn/A 23257-2026 tillsynsbegäran.docx
@@ -366,7 +366,7 @@
     <w:r>
       <w:tab/>
       <w:tab/>
-      <w:t>2026-07-29</w:t>
+      <w:t>2026-07-30</w:t>
       <w:br/>
       <w:br/>
     </w:r>

--- a/tillsyn/A 23257-2026 tillsynsbegäran.docx
+++ b/tillsyn/A 23257-2026 tillsynsbegäran.docx
@@ -366,7 +366,7 @@
     <w:r>
       <w:tab/>
       <w:tab/>
-      <w:t>2026-07-30</w:t>
+      <w:t>2026-07-31</w:t>
       <w:br/>
       <w:br/>
     </w:r>

--- a/tillsyn/A 23257-2026 tillsynsbegäran.docx
+++ b/tillsyn/A 23257-2026 tillsynsbegäran.docx
@@ -366,7 +366,7 @@
     <w:r>
       <w:tab/>
       <w:tab/>
-      <w:t>2026-07-31</w:t>
+      <w:t>2026-08-01</w:t>
       <w:br/>
       <w:br/>
     </w:r>

--- a/tillsyn/A 23257-2026 tillsynsbegäran.docx
+++ b/tillsyn/A 23257-2026 tillsynsbegäran.docx
@@ -366,7 +366,7 @@
     <w:r>
       <w:tab/>
       <w:tab/>
-      <w:t>2026-08-01</w:t>
+      <w:t>2026-08-02</w:t>
       <w:br/>
       <w:br/>
     </w:r>

--- a/tillsyn/A 23257-2026 tillsynsbegäran.docx
+++ b/tillsyn/A 23257-2026 tillsynsbegäran.docx
@@ -366,7 +366,7 @@
     <w:r>
       <w:tab/>
       <w:tab/>
-      <w:t>2026-08-02</w:t>
+      <w:t>2026-08-03</w:t>
       <w:br/>
       <w:br/>
     </w:r>

--- a/tillsyn/A 23257-2026 tillsynsbegäran.docx
+++ b/tillsyn/A 23257-2026 tillsynsbegäran.docx
@@ -366,7 +366,7 @@
     <w:r>
       <w:tab/>
       <w:tab/>
-      <w:t>2026-08-03</w:t>
+      <w:t>2026-08-05</w:t>
       <w:br/>
       <w:br/>
     </w:r>

--- a/tillsyn/A 23257-2026 tillsynsbegäran.docx
+++ b/tillsyn/A 23257-2026 tillsynsbegäran.docx
@@ -366,7 +366,7 @@
     <w:r>
       <w:tab/>
       <w:tab/>
-      <w:t>2026-08-05</w:t>
+      <w:t>2026-08-07</w:t>
       <w:br/>
       <w:br/>
     </w:r>

--- a/tillsyn/A 23257-2026 tillsynsbegäran.docx
+++ b/tillsyn/A 23257-2026 tillsynsbegäran.docx
@@ -366,7 +366,7 @@
     <w:r>
       <w:tab/>
       <w:tab/>
-      <w:t>2026-08-07</w:t>
+      <w:t>2026-08-08</w:t>
       <w:br/>
       <w:br/>
     </w:r>

--- a/tillsyn/A 23257-2026 tillsynsbegäran.docx
+++ b/tillsyn/A 23257-2026 tillsynsbegäran.docx
@@ -60,7 +60,7 @@
         <w:spacing w:after="240"/>
       </w:pPr>
       <w:r>
-        <w:t>Figur 1. Fyndplatser för naturvårdsarter i avverkningsanmälan. Markörer utan svart kant är placerade på fyndplatsen. Markörer med svart kant är placerade vid sidan av fyndplatsen har ett svart streck som visar fyndplatsens exakta position. Kartans mittpunktskoordinat är N 6757027, E 606928 i SWEREF 99 TM.</w:t>
+        <w:t>Figur 1. Fyndplatser för naturvårdsarter i avverkningsanmälan. Markörer utan svart kant är placerade på fyndplatsen. Markörer med svart kant är placerade vid sidan av fyndplatsen och har ett svart streck som visar fyndplatsens exakta position. Kartans mittpunktskoordinat är N 6757027, E 606928 i SWEREF 99 TM.</w:t>
       </w:r>
     </w:p>
     <w:p>
@@ -366,7 +366,7 @@
     <w:r>
       <w:tab/>
       <w:tab/>
-      <w:t>2026-08-14</w:t>
+      <w:t>2026-08-15</w:t>
       <w:br/>
       <w:br/>
     </w:r>

--- a/tillsyn/A 23257-2026 tillsynsbegäran.docx
+++ b/tillsyn/A 23257-2026 tillsynsbegäran.docx
@@ -366,7 +366,7 @@
     <w:r>
       <w:tab/>
       <w:tab/>
-      <w:t>2026-08-15</w:t>
+      <w:t>2026-08-16</w:t>
       <w:br/>
       <w:br/>
     </w:r>

--- a/tillsyn/A 23257-2026 tillsynsbegäran.docx
+++ b/tillsyn/A 23257-2026 tillsynsbegäran.docx
@@ -366,7 +366,7 @@
     <w:r>
       <w:tab/>
       <w:tab/>
-      <w:t>2026-08-16</w:t>
+      <w:t>2026-08-17</w:t>
       <w:br/>
       <w:br/>
     </w:r>

--- a/tillsyn/A 23257-2026 tillsynsbegäran.docx
+++ b/tillsyn/A 23257-2026 tillsynsbegäran.docx
@@ -366,7 +366,7 @@
     <w:r>
       <w:tab/>
       <w:tab/>
-      <w:t>2026-08-17</w:t>
+      <w:t>2026-08-18</w:t>
       <w:br/>
       <w:br/>
     </w:r>

--- a/tillsyn/A 23257-2026 tillsynsbegäran.docx
+++ b/tillsyn/A 23257-2026 tillsynsbegäran.docx
@@ -366,7 +366,7 @@
     <w:r>
       <w:tab/>
       <w:tab/>
-      <w:t>2026-08-18</w:t>
+      <w:t>2026-08-19</w:t>
       <w:br/>
       <w:br/>
     </w:r>

--- a/tillsyn/A 23257-2026 tillsynsbegäran.docx
+++ b/tillsyn/A 23257-2026 tillsynsbegäran.docx
@@ -366,7 +366,7 @@
     <w:r>
       <w:tab/>
       <w:tab/>
-      <w:t>2026-08-19</w:t>
+      <w:t>2026-08-20</w:t>
       <w:br/>
       <w:br/>
     </w:r>

--- a/tillsyn/A 23257-2026 tillsynsbegäran.docx
+++ b/tillsyn/A 23257-2026 tillsynsbegäran.docx
@@ -366,7 +366,7 @@
     <w:r>
       <w:tab/>
       <w:tab/>
-      <w:t>2026-08-20</w:t>
+      <w:t>2026-08-21</w:t>
       <w:br/>
       <w:br/>
     </w:r>

--- a/tillsyn/A 23257-2026 tillsynsbegäran.docx
+++ b/tillsyn/A 23257-2026 tillsynsbegäran.docx
@@ -366,7 +366,7 @@
     <w:r>
       <w:tab/>
       <w:tab/>
-      <w:t>2026-08-21</w:t>
+      <w:t>2026-08-22</w:t>
       <w:br/>
       <w:br/>
     </w:r>

--- a/tillsyn/A 23257-2026 tillsynsbegäran.docx
+++ b/tillsyn/A 23257-2026 tillsynsbegäran.docx
@@ -366,7 +366,7 @@
     <w:r>
       <w:tab/>
       <w:tab/>
-      <w:t>2026-08-22</w:t>
+      <w:t>2026-08-23</w:t>
       <w:br/>
       <w:br/>
     </w:r>

--- a/tillsyn/A 23257-2026 tillsynsbegäran.docx
+++ b/tillsyn/A 23257-2026 tillsynsbegäran.docx
@@ -366,7 +366,7 @@
     <w:r>
       <w:tab/>
       <w:tab/>
-      <w:t>2026-08-23</w:t>
+      <w:t>2026-08-24</w:t>
       <w:br/>
       <w:br/>
     </w:r>

--- a/tillsyn/A 23257-2026 tillsynsbegäran.docx
+++ b/tillsyn/A 23257-2026 tillsynsbegäran.docx
@@ -366,7 +366,7 @@
     <w:r>
       <w:tab/>
       <w:tab/>
-      <w:t>2026-08-24</w:t>
+      <w:t>2026-08-25</w:t>
       <w:br/>
       <w:br/>
     </w:r>

--- a/tillsyn/A 23257-2026 tillsynsbegäran.docx
+++ b/tillsyn/A 23257-2026 tillsynsbegäran.docx
@@ -366,7 +366,7 @@
     <w:r>
       <w:tab/>
       <w:tab/>
-      <w:t>2026-08-25</w:t>
+      <w:t>2026-08-26</w:t>
       <w:br/>
       <w:br/>
     </w:r>

--- a/tillsyn/A 23257-2026 tillsynsbegäran.docx
+++ b/tillsyn/A 23257-2026 tillsynsbegäran.docx
@@ -366,7 +366,7 @@
     <w:r>
       <w:tab/>
       <w:tab/>
-      <w:t>2026-08-26</w:t>
+      <w:t>2026-08-27</w:t>
       <w:br/>
       <w:br/>
     </w:r>

--- a/tillsyn/A 23257-2026 tillsynsbegäran.docx
+++ b/tillsyn/A 23257-2026 tillsynsbegäran.docx
@@ -366,7 +366,7 @@
     <w:r>
       <w:tab/>
       <w:tab/>
-      <w:t>2026-08-27</w:t>
+      <w:t>2026-08-28</w:t>
       <w:br/>
       <w:br/>
     </w:r>

--- a/tillsyn/A 23257-2026 tillsynsbegäran.docx
+++ b/tillsyn/A 23257-2026 tillsynsbegäran.docx
@@ -366,7 +366,7 @@
     <w:r>
       <w:tab/>
       <w:tab/>
-      <w:t>2026-08-28</w:t>
+      <w:t>2026-08-29</w:t>
       <w:br/>
       <w:br/>
     </w:r>

--- a/tillsyn/A 23257-2026 tillsynsbegäran.docx
+++ b/tillsyn/A 23257-2026 tillsynsbegäran.docx
@@ -366,7 +366,7 @@
     <w:r>
       <w:tab/>
       <w:tab/>
-      <w:t>2026-08-29</w:t>
+      <w:t>2026-08-31</w:t>
       <w:br/>
       <w:br/>
     </w:r>

--- a/tillsyn/A 23257-2026 tillsynsbegäran.docx
+++ b/tillsyn/A 23257-2026 tillsynsbegäran.docx
@@ -366,7 +366,7 @@
     <w:r>
       <w:tab/>
       <w:tab/>
-      <w:t>2026-08-31</w:t>
+      <w:t>2026-09-01</w:t>
       <w:br/>
       <w:br/>
     </w:r>

--- a/tillsyn/A 23257-2026 tillsynsbegäran.docx
+++ b/tillsyn/A 23257-2026 tillsynsbegäran.docx
@@ -366,7 +366,7 @@
     <w:r>
       <w:tab/>
       <w:tab/>
-      <w:t>2026-09-01</w:t>
+      <w:t>2026-09-02</w:t>
       <w:br/>
       <w:br/>
     </w:r>

--- a/tillsyn/A 23257-2026 tillsynsbegäran.docx
+++ b/tillsyn/A 23257-2026 tillsynsbegäran.docx
@@ -366,7 +366,7 @@
     <w:r>
       <w:tab/>
       <w:tab/>
-      <w:t>2026-09-02</w:t>
+      <w:t>2026-09-03</w:t>
       <w:br/>
       <w:br/>
     </w:r>

--- a/tillsyn/A 23257-2026 tillsynsbegäran.docx
+++ b/tillsyn/A 23257-2026 tillsynsbegäran.docx
@@ -366,7 +366,7 @@
     <w:r>
       <w:tab/>
       <w:tab/>
-      <w:t>2026-09-03</w:t>
+      <w:t>2026-09-04</w:t>
       <w:br/>
       <w:br/>
     </w:r>

--- a/tillsyn/A 23257-2026 tillsynsbegäran.docx
+++ b/tillsyn/A 23257-2026 tillsynsbegäran.docx
@@ -366,7 +366,7 @@
     <w:r>
       <w:tab/>
       <w:tab/>
-      <w:t>2026-09-04</w:t>
+      <w:t>2026-09-05</w:t>
       <w:br/>
       <w:br/>
     </w:r>

--- a/tillsyn/A 23257-2026 tillsynsbegäran.docx
+++ b/tillsyn/A 23257-2026 tillsynsbegäran.docx
@@ -366,7 +366,7 @@
     <w:r>
       <w:tab/>
       <w:tab/>
-      <w:t>2026-09-05</w:t>
+      <w:t>2026-09-06</w:t>
       <w:br/>
       <w:br/>
     </w:r>

--- a/tillsyn/A 23257-2026 tillsynsbegäran.docx
+++ b/tillsyn/A 23257-2026 tillsynsbegäran.docx
@@ -366,7 +366,7 @@
     <w:r>
       <w:tab/>
       <w:tab/>
-      <w:t>2026-09-06</w:t>
+      <w:t>2026-09-07</w:t>
       <w:br/>
       <w:br/>
     </w:r>

--- a/tillsyn/A 23257-2026 tillsynsbegäran.docx
+++ b/tillsyn/A 23257-2026 tillsynsbegäran.docx
@@ -366,7 +366,7 @@
     <w:r>
       <w:tab/>
       <w:tab/>
-      <w:t>2026-09-07</w:t>
+      <w:t>2026-09-08</w:t>
       <w:br/>
       <w:br/>
     </w:r>

--- a/tillsyn/A 23257-2026 tillsynsbegäran.docx
+++ b/tillsyn/A 23257-2026 tillsynsbegäran.docx
@@ -366,7 +366,7 @@
     <w:r>
       <w:tab/>
       <w:tab/>
-      <w:t>2026-09-08</w:t>
+      <w:t>2026-09-09</w:t>
       <w:br/>
       <w:br/>
     </w:r>

--- a/tillsyn/A 23257-2026 tillsynsbegäran.docx
+++ b/tillsyn/A 23257-2026 tillsynsbegäran.docx
@@ -366,7 +366,7 @@
     <w:r>
       <w:tab/>
       <w:tab/>
-      <w:t>2026-09-09</w:t>
+      <w:t>2026-09-10</w:t>
       <w:br/>
       <w:br/>
     </w:r>

--- a/tillsyn/A 23257-2026 tillsynsbegäran.docx
+++ b/tillsyn/A 23257-2026 tillsynsbegäran.docx
@@ -366,7 +366,7 @@
     <w:r>
       <w:tab/>
       <w:tab/>
-      <w:t>2026-09-10</w:t>
+      <w:t>2026-09-11</w:t>
       <w:br/>
       <w:br/>
     </w:r>

--- a/tillsyn/A 23257-2026 tillsynsbegäran.docx
+++ b/tillsyn/A 23257-2026 tillsynsbegäran.docx
@@ -366,7 +366,7 @@
     <w:r>
       <w:tab/>
       <w:tab/>
-      <w:t>2026-09-11</w:t>
+      <w:t>2026-09-12</w:t>
       <w:br/>
       <w:br/>
     </w:r>

--- a/tillsyn/A 23257-2026 tillsynsbegäran.docx
+++ b/tillsyn/A 23257-2026 tillsynsbegäran.docx
@@ -366,7 +366,7 @@
     <w:r>
       <w:tab/>
       <w:tab/>
-      <w:t>2026-09-12</w:t>
+      <w:t>2026-09-13</w:t>
       <w:br/>
       <w:br/>
     </w:r>
